--- a/Coding 2 - year/Unit 2 - Object-Oriented Programming/Daily Lesson Plans/Word/Day 5.docx
+++ b/Coding 2 - year/Unit 2 - Object-Oriented Programming/Daily Lesson Plans/Word/Day 5.docx
@@ -50,12 +50,15 @@
               </w:rPr>
               <w:t xml:space="preserve">Coding II — Full Year</w:t>
             </w:r>
-          </w:p>
-          <w:p>
-            <w:pPr>
-              <w:spacing w:before="40"/>
-              <w:jc w:val="center"/>
-            </w:pPr>
+            <w:r>
+              <w:rPr>
+                <w:rFonts w:ascii="Arial" w:cs="Arial" w:eastAsia="Arial" w:hAnsi="Arial"/>
+                <w:sz w:val="16"/>
+                <w:szCs w:val="16"/>
+              </w:rPr>
+              <w:br/>
+              <w:t xml:space="preserve"/>
+            </w:r>
             <w:r>
               <w:rPr>
                 <w:rFonts w:ascii="Arial" w:cs="Arial" w:eastAsia="Arial" w:hAnsi="Arial"/>
@@ -83,7 +86,7 @@
           <w:rFonts w:ascii="Arial" w:cs="Arial" w:eastAsia="Arial" w:hAnsi="Arial"/>
           <w:b/>
           <w:bCs/>
-          <w:color w:val="0D3B1F"/>
+          <w:color w:val="1B7A4A"/>
           <w:sz w:val="32"/>
           <w:szCs w:val="32"/>
         </w:rPr>
@@ -261,9 +264,9 @@
               <w:right w:val="single" w:color="CCCCCC" w:sz="1"/>
             </w:tcBorders>
             <w:tcMar>
-              <w:top w:type="dxa" w:w="60"/>
+              <w:top w:type="dxa" w:w="80"/>
               <w:left w:type="dxa" w:w="120"/>
-              <w:bottom w:type="dxa" w:w="60"/>
+              <w:bottom w:type="dxa" w:w="80"/>
               <w:right w:type="dxa" w:w="120"/>
             </w:tcMar>
           </w:tcPr>
@@ -290,20 +293,213 @@
               <w:right w:val="single" w:color="CCCCCC" w:sz="1"/>
             </w:tcBorders>
             <w:tcMar>
-              <w:top w:type="dxa" w:w="60"/>
+              <w:top w:type="dxa" w:w="80"/>
               <w:left w:type="dxa" w:w="120"/>
-              <w:bottom w:type="dxa" w:w="60"/>
+              <w:bottom w:type="dxa" w:w="80"/>
               <w:right w:type="dxa" w:w="120"/>
             </w:tcMar>
           </w:tcPr>
           <w:p>
-            <w:r>
-              <w:rPr>
-                <w:rFonts w:ascii="Arial" w:cs="Arial" w:eastAsia="Arial" w:hAnsi="Arial"/>
-                <w:sz w:val="20"/>
-                <w:szCs w:val="20"/>
+            <w:pPr>
+              <w:spacing w:after="80" w:before="80"/>
+            </w:pPr>
+            <w:r>
+              <w:rPr>
+                <w:rFonts w:ascii="Arial" w:cs="Arial" w:eastAsia="Arial" w:hAnsi="Arial"/>
+                <w:b/>
+                <w:bCs/>
+                <w:i w:val="false"/>
+                <w:iCs w:val="false"/>
+                <w:color w:val="000000"/>
+                <w:sz w:val="22"/>
+                <w:szCs w:val="22"/>
               </w:rPr>
               <w:t xml:space="preserve">Bell Ringer / Review</w:t>
+            </w:r>
+            <w:r>
+              <w:rPr>
+                <w:rFonts w:ascii="Arial" w:cs="Arial" w:eastAsia="Arial" w:hAnsi="Arial"/>
+                <w:sz w:val="20"/>
+                <w:szCs w:val="20"/>
+              </w:rPr>
+              <w:br/>
+              <w:t xml:space="preserve"/>
+            </w:r>
+            <w:r>
+              <w:rPr>
+                <w:rFonts w:ascii="Arial" w:cs="Arial" w:eastAsia="Arial" w:hAnsi="Arial"/>
+                <w:sz w:val="20"/>
+                <w:szCs w:val="20"/>
+              </w:rPr>
+              <w:br/>
+              <w:t xml:space="preserve"/>
+            </w:r>
+            <w:r>
+              <w:rPr>
+                <w:rFonts w:ascii="Arial" w:cs="Arial" w:eastAsia="Arial" w:hAnsi="Arial"/>
+                <w:b/>
+                <w:bCs/>
+                <w:i w:val="false"/>
+                <w:iCs w:val="false"/>
+                <w:color w:val="000000"/>
+                <w:sz w:val="20"/>
+                <w:szCs w:val="20"/>
+              </w:rPr>
+              <w:t xml:space="preserve">Quick Write </w:t>
+            </w:r>
+            <w:r>
+              <w:rPr>
+                <w:rFonts w:ascii="Arial" w:cs="Arial" w:eastAsia="Arial" w:hAnsi="Arial"/>
+                <w:b w:val="false"/>
+                <w:bCs w:val="false"/>
+                <w:i w:val="false"/>
+                <w:iCs w:val="false"/>
+                <w:color w:val="000000"/>
+                <w:sz w:val="20"/>
+                <w:szCs w:val="20"/>
+              </w:rPr>
+              <w:t xml:space="preserve">(3 min — written or verbal):</w:t>
+            </w:r>
+            <w:r>
+              <w:rPr>
+                <w:rFonts w:ascii="Arial" w:cs="Arial" w:eastAsia="Arial" w:hAnsi="Arial"/>
+                <w:sz w:val="20"/>
+                <w:szCs w:val="20"/>
+              </w:rPr>
+              <w:br/>
+              <w:t xml:space="preserve"/>
+            </w:r>
+            <w:r>
+              <w:rPr>
+                <w:rFonts w:ascii="Arial" w:cs="Arial" w:eastAsia="Arial" w:hAnsi="Arial"/>
+                <w:b w:val="false"/>
+                <w:bCs w:val="false"/>
+                <w:i w:val="false"/>
+                <w:iCs w:val="false"/>
+                <w:color w:val="000000"/>
+                <w:sz w:val="20"/>
+                <w:szCs w:val="20"/>
+              </w:rPr>
+              <w:t xml:space="preserve">    In your own words: Design and build complete classes with constructors, instance variables, class variables, and methods?</w:t>
+            </w:r>
+            <w:r>
+              <w:rPr>
+                <w:rFonts w:ascii="Arial" w:cs="Arial" w:eastAsia="Arial" w:hAnsi="Arial"/>
+                <w:sz w:val="20"/>
+                <w:szCs w:val="20"/>
+              </w:rPr>
+              <w:br/>
+              <w:t xml:space="preserve"/>
+            </w:r>
+            <w:r>
+              <w:rPr>
+                <w:rFonts w:ascii="Arial" w:cs="Arial" w:eastAsia="Arial" w:hAnsi="Arial"/>
+                <w:sz w:val="20"/>
+                <w:szCs w:val="20"/>
+              </w:rPr>
+              <w:br/>
+              <w:t xml:space="preserve"/>
+            </w:r>
+            <w:r>
+              <w:rPr>
+                <w:rFonts w:ascii="Arial" w:cs="Arial" w:eastAsia="Arial" w:hAnsi="Arial"/>
+                <w:b/>
+                <w:bCs/>
+                <w:i w:val="false"/>
+                <w:iCs w:val="false"/>
+                <w:color w:val="000000"/>
+                <w:sz w:val="20"/>
+                <w:szCs w:val="20"/>
+              </w:rPr>
+              <w:t xml:space="preserve">Vocabulary Preview — </w:t>
+            </w:r>
+            <w:r>
+              <w:rPr>
+                <w:rFonts w:ascii="Arial" w:cs="Arial" w:eastAsia="Arial" w:hAnsi="Arial"/>
+                <w:b w:val="false"/>
+                <w:bCs w:val="false"/>
+                <w:i w:val="false"/>
+                <w:iCs w:val="false"/>
+                <w:color w:val="000000"/>
+                <w:sz w:val="20"/>
+                <w:szCs w:val="20"/>
+              </w:rPr>
+              <w:t xml:space="preserve">terms we'll use today:</w:t>
+            </w:r>
+            <w:r>
+              <w:rPr>
+                <w:rFonts w:ascii="Arial" w:cs="Arial" w:eastAsia="Arial" w:hAnsi="Arial"/>
+                <w:sz w:val="20"/>
+                <w:szCs w:val="20"/>
+              </w:rPr>
+              <w:br/>
+              <w:t xml:space="preserve"/>
+            </w:r>
+            <w:r>
+              <w:rPr>
+                <w:rFonts w:ascii="Arial" w:cs="Arial" w:eastAsia="Arial" w:hAnsi="Arial"/>
+                <w:b w:val="false"/>
+                <w:bCs w:val="false"/>
+                <w:i w:val="false"/>
+                <w:iCs w:val="false"/>
+                <w:color w:val="000000"/>
+                <w:sz w:val="20"/>
+                <w:szCs w:val="20"/>
+              </w:rPr>
+              <w:t xml:space="preserve">    • Class Design   •   Complete Class   •   Lab Project   •   Objective   •   Requirements   •   Starter Code</w:t>
+            </w:r>
+            <w:r>
+              <w:rPr>
+                <w:rFonts w:ascii="Arial" w:cs="Arial" w:eastAsia="Arial" w:hAnsi="Arial"/>
+                <w:sz w:val="20"/>
+                <w:szCs w:val="20"/>
+              </w:rPr>
+              <w:br/>
+              <w:t xml:space="preserve"/>
+            </w:r>
+            <w:r>
+              <w:rPr>
+                <w:rFonts w:ascii="Arial" w:cs="Arial" w:eastAsia="Arial" w:hAnsi="Arial"/>
+                <w:sz w:val="20"/>
+                <w:szCs w:val="20"/>
+              </w:rPr>
+              <w:br/>
+              <w:t xml:space="preserve"/>
+            </w:r>
+            <w:r>
+              <w:rPr>
+                <w:rFonts w:ascii="Arial" w:cs="Arial" w:eastAsia="Arial" w:hAnsi="Arial"/>
+                <w:b w:val="false"/>
+                <w:bCs w:val="false"/>
+                <w:i/>
+                <w:iCs/>
+                <w:color w:val="444444"/>
+                <w:sz w:val="20"/>
+                <w:szCs w:val="20"/>
+              </w:rPr>
+              <w:t xml:space="preserve">Today's Goal: By the end of class you will be able to design and build complete classes with constructors, instance variables, class variables, and methods.</w:t>
+            </w:r>
+            <w:r>
+              <w:rPr>
+                <w:rFonts w:ascii="Arial" w:cs="Arial" w:eastAsia="Arial" w:hAnsi="Arial"/>
+                <w:sz w:val="20"/>
+                <w:szCs w:val="20"/>
+              </w:rPr>
+              <w:br/>
+              <w:t xml:space="preserve"/>
+            </w:r>
+            <w:r>
+              <w:rPr>
+                <w:rFonts w:ascii="Arial" w:cs="Arial" w:eastAsia="Arial" w:hAnsi="Arial"/>
+                <w:b w:val="false"/>
+                <w:bCs w:val="false"/>
+                <w:i/>
+                <w:iCs/>
+                <w:color w:val="555555"/>
+                <w:sz w:val="20"/>
+                <w:szCs w:val="20"/>
+              </w:rPr>
+              <w:t xml:space="preserve">→ Pair-share your response, then 2–3 students share with the class.</w:t>
             </w:r>
           </w:p>
         </w:tc>
@@ -319,9 +515,9 @@
               <w:right w:val="single" w:color="CCCCCC" w:sz="1"/>
             </w:tcBorders>
             <w:tcMar>
-              <w:top w:type="dxa" w:w="60"/>
+              <w:top w:type="dxa" w:w="80"/>
               <w:left w:type="dxa" w:w="120"/>
-              <w:bottom w:type="dxa" w:w="60"/>
+              <w:bottom w:type="dxa" w:w="80"/>
               <w:right w:type="dxa" w:w="120"/>
             </w:tcMar>
           </w:tcPr>
@@ -348,20 +544,468 @@
               <w:right w:val="single" w:color="CCCCCC" w:sz="1"/>
             </w:tcBorders>
             <w:tcMar>
-              <w:top w:type="dxa" w:w="60"/>
+              <w:top w:type="dxa" w:w="80"/>
               <w:left w:type="dxa" w:w="120"/>
-              <w:bottom w:type="dxa" w:w="60"/>
+              <w:bottom w:type="dxa" w:w="80"/>
               <w:right w:type="dxa" w:w="120"/>
             </w:tcMar>
           </w:tcPr>
           <w:p>
-            <w:r>
-              <w:rPr>
-                <w:rFonts w:ascii="Arial" w:cs="Arial" w:eastAsia="Arial" w:hAnsi="Arial"/>
-                <w:sz w:val="20"/>
-                <w:szCs w:val="20"/>
-              </w:rPr>
-              <w:t xml:space="preserve">Mini Lesson: OOP Lab 1 — Building Simple Classes</w:t>
+            <w:pPr>
+              <w:spacing w:after="80" w:before="80"/>
+            </w:pPr>
+            <w:r>
+              <w:rPr>
+                <w:rFonts w:ascii="Arial" w:cs="Arial" w:eastAsia="Arial" w:hAnsi="Arial"/>
+                <w:b/>
+                <w:bCs/>
+                <w:i w:val="false"/>
+                <w:iCs w:val="false"/>
+                <w:color w:val="000000"/>
+                <w:sz w:val="22"/>
+                <w:szCs w:val="22"/>
+              </w:rPr>
+              <w:t xml:space="preserve">Mini Lesson: </w:t>
+            </w:r>
+            <w:r>
+              <w:rPr>
+                <w:rFonts w:ascii="Arial" w:cs="Arial" w:eastAsia="Arial" w:hAnsi="Arial"/>
+                <w:b w:val="false"/>
+                <w:bCs w:val="false"/>
+                <w:i w:val="false"/>
+                <w:iCs w:val="false"/>
+                <w:color w:val="000000"/>
+                <w:sz w:val="22"/>
+                <w:szCs w:val="22"/>
+              </w:rPr>
+              <w:t xml:space="preserve">OOP Lab 1 — Building Simple Classes</w:t>
+            </w:r>
+            <w:r>
+              <w:rPr>
+                <w:rFonts w:ascii="Arial" w:cs="Arial" w:eastAsia="Arial" w:hAnsi="Arial"/>
+                <w:sz w:val="20"/>
+                <w:szCs w:val="20"/>
+              </w:rPr>
+              <w:br/>
+              <w:t xml:space="preserve"/>
+            </w:r>
+            <w:r>
+              <w:rPr>
+                <w:rFonts w:ascii="Arial" w:cs="Arial" w:eastAsia="Arial" w:hAnsi="Arial"/>
+                <w:sz w:val="20"/>
+                <w:szCs w:val="20"/>
+              </w:rPr>
+              <w:br/>
+              <w:t xml:space="preserve"/>
+            </w:r>
+            <w:r>
+              <w:rPr>
+                <w:rFonts w:ascii="Arial" w:cs="Arial" w:eastAsia="Arial" w:hAnsi="Arial"/>
+                <w:b/>
+                <w:bCs/>
+                <w:i/>
+                <w:iCs/>
+                <w:color w:val="000000"/>
+                <w:sz w:val="20"/>
+                <w:szCs w:val="20"/>
+              </w:rPr>
+              <w:t xml:space="preserve">Learning Target: </w:t>
+            </w:r>
+            <w:r>
+              <w:rPr>
+                <w:rFonts w:ascii="Arial" w:cs="Arial" w:eastAsia="Arial" w:hAnsi="Arial"/>
+                <w:b w:val="false"/>
+                <w:bCs w:val="false"/>
+                <w:i/>
+                <w:iCs/>
+                <w:color w:val="333333"/>
+                <w:sz w:val="20"/>
+                <w:szCs w:val="20"/>
+              </w:rPr>
+              <w:t xml:space="preserve">I can design and build complete classes with constructors, instance variables, class variables, and methods.</w:t>
+            </w:r>
+            <w:r>
+              <w:rPr>
+                <w:rFonts w:ascii="Arial" w:cs="Arial" w:eastAsia="Arial" w:hAnsi="Arial"/>
+                <w:sz w:val="20"/>
+                <w:szCs w:val="20"/>
+              </w:rPr>
+              <w:br/>
+              <w:t xml:space="preserve"/>
+            </w:r>
+            <w:r>
+              <w:rPr>
+                <w:rFonts w:ascii="Arial" w:cs="Arial" w:eastAsia="Arial" w:hAnsi="Arial"/>
+                <w:sz w:val="20"/>
+                <w:szCs w:val="20"/>
+              </w:rPr>
+              <w:br/>
+              <w:t xml:space="preserve"/>
+            </w:r>
+            <w:r>
+              <w:rPr>
+                <w:rFonts w:ascii="Arial" w:cs="Arial" w:eastAsia="Arial" w:hAnsi="Arial"/>
+                <w:b w:val="false"/>
+                <w:bCs w:val="false"/>
+                <w:i w:val="false"/>
+                <w:iCs w:val="false"/>
+                <w:color w:val="000000"/>
+                <w:sz w:val="20"/>
+                <w:szCs w:val="20"/>
+              </w:rPr>
+              <w:t xml:space="preserve">Class Design: Planning a class by identifying: what data it needs (attributes), what actions it performs (methods), and what behavior is shared (class variables).</w:t>
+            </w:r>
+            <w:r>
+              <w:rPr>
+                <w:rFonts w:ascii="Arial" w:cs="Arial" w:eastAsia="Arial" w:hAnsi="Arial"/>
+                <w:sz w:val="20"/>
+                <w:szCs w:val="20"/>
+              </w:rPr>
+              <w:br/>
+              <w:t xml:space="preserve"/>
+            </w:r>
+            <w:r>
+              <w:rPr>
+                <w:rFonts w:ascii="Arial" w:cs="Arial" w:eastAsia="Arial" w:hAnsi="Arial"/>
+                <w:b w:val="false"/>
+                <w:bCs w:val="false"/>
+                <w:i w:val="false"/>
+                <w:iCs w:val="false"/>
+                <w:color w:val="000000"/>
+                <w:sz w:val="20"/>
+                <w:szCs w:val="20"/>
+              </w:rPr>
+              <w:t xml:space="preserve">Complete Class: A well-structured class with __init__, relevant instance variables, useful methods, and proper encapsulation.</w:t>
+            </w:r>
+            <w:r>
+              <w:rPr>
+                <w:rFonts w:ascii="Arial" w:cs="Arial" w:eastAsia="Arial" w:hAnsi="Arial"/>
+                <w:sz w:val="20"/>
+                <w:szCs w:val="20"/>
+              </w:rPr>
+              <w:br/>
+              <w:t xml:space="preserve"/>
+            </w:r>
+            <w:r>
+              <w:rPr>
+                <w:rFonts w:ascii="Arial" w:cs="Arial" w:eastAsia="Arial" w:hAnsi="Arial"/>
+                <w:sz w:val="20"/>
+                <w:szCs w:val="20"/>
+              </w:rPr>
+              <w:br/>
+              <w:t xml:space="preserve"/>
+            </w:r>
+            <w:r>
+              <w:rPr>
+                <w:rFonts w:ascii="Arial" w:cs="Arial" w:eastAsia="Arial" w:hAnsi="Arial"/>
+                <w:b/>
+                <w:bCs/>
+                <w:i w:val="false"/>
+                <w:iCs w:val="false"/>
+                <w:color w:val="000000"/>
+                <w:sz w:val="20"/>
+                <w:szCs w:val="20"/>
+              </w:rPr>
+              <w:t xml:space="preserve">Key Concepts:</w:t>
+            </w:r>
+            <w:r>
+              <w:rPr>
+                <w:rFonts w:ascii="Arial" w:cs="Arial" w:eastAsia="Arial" w:hAnsi="Arial"/>
+                <w:sz w:val="20"/>
+                <w:szCs w:val="20"/>
+              </w:rPr>
+              <w:br/>
+              <w:t xml:space="preserve"/>
+            </w:r>
+            <w:r>
+              <w:rPr>
+                <w:rFonts w:ascii="Arial" w:cs="Arial" w:eastAsia="Arial" w:hAnsi="Arial"/>
+                <w:b w:val="false"/>
+                <w:bCs w:val="false"/>
+                <w:i w:val="false"/>
+                <w:iCs w:val="false"/>
+                <w:color w:val="000000"/>
+                <w:sz w:val="20"/>
+                <w:szCs w:val="20"/>
+              </w:rPr>
+              <w:t xml:space="preserve">    • Class should have instance variables: name, student_id, grade_level, grades (list)</w:t>
+            </w:r>
+            <w:r>
+              <w:rPr>
+                <w:rFonts w:ascii="Arial" w:cs="Arial" w:eastAsia="Arial" w:hAnsi="Arial"/>
+                <w:sz w:val="20"/>
+                <w:szCs w:val="20"/>
+              </w:rPr>
+              <w:br/>
+              <w:t xml:space="preserve"/>
+            </w:r>
+            <w:r>
+              <w:rPr>
+                <w:rFonts w:ascii="Arial" w:cs="Arial" w:eastAsia="Arial" w:hAnsi="Arial"/>
+                <w:b w:val="false"/>
+                <w:bCs w:val="false"/>
+                <w:i w:val="false"/>
+                <w:iCs w:val="false"/>
+                <w:color w:val="000000"/>
+                <w:sz w:val="20"/>
+                <w:szCs w:val="20"/>
+              </w:rPr>
+              <w:t xml:space="preserve">    • Add a class variable: total_students (counts all students created)</w:t>
+            </w:r>
+            <w:r>
+              <w:rPr>
+                <w:rFonts w:ascii="Arial" w:cs="Arial" w:eastAsia="Arial" w:hAnsi="Arial"/>
+                <w:sz w:val="20"/>
+                <w:szCs w:val="20"/>
+              </w:rPr>
+              <w:br/>
+              <w:t xml:space="preserve"/>
+            </w:r>
+            <w:r>
+              <w:rPr>
+                <w:rFonts w:ascii="Arial" w:cs="Arial" w:eastAsia="Arial" w:hAnsi="Arial"/>
+                <w:b w:val="false"/>
+                <w:bCs w:val="false"/>
+                <w:i w:val="false"/>
+                <w:iCs w:val="false"/>
+                <w:color w:val="000000"/>
+                <w:sz w:val="20"/>
+                <w:szCs w:val="20"/>
+              </w:rPr>
+              <w:t xml:space="preserve">    • Include these methods:</w:t>
+            </w:r>
+            <w:r>
+              <w:rPr>
+                <w:rFonts w:ascii="Arial" w:cs="Arial" w:eastAsia="Arial" w:hAnsi="Arial"/>
+                <w:sz w:val="20"/>
+                <w:szCs w:val="20"/>
+              </w:rPr>
+              <w:br/>
+              <w:t xml:space="preserve"/>
+            </w:r>
+            <w:r>
+              <w:rPr>
+                <w:rFonts w:ascii="Arial" w:cs="Arial" w:eastAsia="Arial" w:hAnsi="Arial"/>
+                <w:b w:val="false"/>
+                <w:bCs w:val="false"/>
+                <w:i w:val="false"/>
+                <w:iCs w:val="false"/>
+                <w:color w:val="000000"/>
+                <w:sz w:val="20"/>
+                <w:szCs w:val="20"/>
+              </w:rPr>
+              <w:t xml:space="preserve">    • Class should have instance variables: customer_name, items (list of dictionaries with name and price)</w:t>
+            </w:r>
+            <w:r>
+              <w:rPr>
+                <w:rFonts w:ascii="Arial" w:cs="Arial" w:eastAsia="Arial" w:hAnsi="Arial"/>
+                <w:sz w:val="20"/>
+                <w:szCs w:val="20"/>
+              </w:rPr>
+              <w:br/>
+              <w:t xml:space="preserve"/>
+            </w:r>
+            <w:r>
+              <w:rPr>
+                <w:rFonts w:ascii="Arial" w:cs="Arial" w:eastAsia="Arial" w:hAnsi="Arial"/>
+                <w:b w:val="false"/>
+                <w:bCs w:val="false"/>
+                <w:i w:val="false"/>
+                <w:iCs w:val="false"/>
+                <w:color w:val="000000"/>
+                <w:sz w:val="20"/>
+                <w:szCs w:val="20"/>
+              </w:rPr>
+              <w:t xml:space="preserve">    • Add these methods:</w:t>
+            </w:r>
+            <w:r>
+              <w:rPr>
+                <w:rFonts w:ascii="Arial" w:cs="Arial" w:eastAsia="Arial" w:hAnsi="Arial"/>
+                <w:sz w:val="20"/>
+                <w:szCs w:val="20"/>
+              </w:rPr>
+              <w:br/>
+              <w:t xml:space="preserve"/>
+            </w:r>
+            <w:r>
+              <w:rPr>
+                <w:rFonts w:ascii="Arial" w:cs="Arial" w:eastAsia="Arial" w:hAnsi="Arial"/>
+                <w:b w:val="false"/>
+                <w:bCs w:val="false"/>
+                <w:i w:val="false"/>
+                <w:iCs w:val="false"/>
+                <w:color w:val="000000"/>
+                <w:sz w:val="20"/>
+                <w:szCs w:val="20"/>
+              </w:rPr>
+              <w:t xml:space="preserve">    • Instance variables: title, artist, duration (in seconds)</w:t>
+            </w:r>
+            <w:r>
+              <w:rPr>
+                <w:rFonts w:ascii="Arial" w:cs="Arial" w:eastAsia="Arial" w:hAnsi="Arial"/>
+                <w:sz w:val="20"/>
+                <w:szCs w:val="20"/>
+              </w:rPr>
+              <w:br/>
+              <w:t xml:space="preserve"/>
+            </w:r>
+            <w:r>
+              <w:rPr>
+                <w:rFonts w:ascii="Arial" w:cs="Arial" w:eastAsia="Arial" w:hAnsi="Arial"/>
+                <w:b w:val="false"/>
+                <w:bCs w:val="false"/>
+                <w:i w:val="false"/>
+                <w:iCs w:val="false"/>
+                <w:color w:val="000000"/>
+                <w:sz w:val="20"/>
+                <w:szCs w:val="20"/>
+              </w:rPr>
+              <w:t xml:space="preserve">    • Method: get_duration_formatted() — returns "MM:SS" format</w:t>
+            </w:r>
+            <w:r>
+              <w:rPr>
+                <w:rFonts w:ascii="Arial" w:cs="Arial" w:eastAsia="Arial" w:hAnsi="Arial"/>
+                <w:sz w:val="20"/>
+                <w:szCs w:val="20"/>
+              </w:rPr>
+              <w:br/>
+              <w:t xml:space="preserve"/>
+            </w:r>
+            <w:r>
+              <w:rPr>
+                <w:rFonts w:ascii="Arial" w:cs="Arial" w:eastAsia="Arial" w:hAnsi="Arial"/>
+                <w:b w:val="false"/>
+                <w:bCs w:val="false"/>
+                <w:i w:val="false"/>
+                <w:iCs w:val="false"/>
+                <w:color w:val="000000"/>
+                <w:sz w:val="20"/>
+                <w:szCs w:val="20"/>
+              </w:rPr>
+              <w:t xml:space="preserve">    • Class variable: total_playlists (count all playlists)</w:t>
+            </w:r>
+            <w:r>
+              <w:rPr>
+                <w:rFonts w:ascii="Arial" w:cs="Arial" w:eastAsia="Arial" w:hAnsi="Arial"/>
+                <w:sz w:val="20"/>
+                <w:szCs w:val="20"/>
+              </w:rPr>
+              <w:br/>
+              <w:t xml:space="preserve"/>
+            </w:r>
+            <w:r>
+              <w:rPr>
+                <w:rFonts w:ascii="Arial" w:cs="Arial" w:eastAsia="Arial" w:hAnsi="Arial"/>
+                <w:sz w:val="20"/>
+                <w:szCs w:val="20"/>
+              </w:rPr>
+              <w:br/>
+              <w:t xml:space="preserve"/>
+            </w:r>
+            <w:r>
+              <w:rPr>
+                <w:rFonts w:ascii="Arial" w:cs="Arial" w:eastAsia="Arial" w:hAnsi="Arial"/>
+                <w:b/>
+                <w:bCs/>
+                <w:i w:val="false"/>
+                <w:iCs w:val="false"/>
+                <w:color w:val="000000"/>
+                <w:sz w:val="20"/>
+                <w:szCs w:val="20"/>
+              </w:rPr>
+              <w:t xml:space="preserve">Vocabulary: </w:t>
+            </w:r>
+            <w:r>
+              <w:rPr>
+                <w:rFonts w:ascii="Arial" w:cs="Arial" w:eastAsia="Arial" w:hAnsi="Arial"/>
+                <w:b w:val="false"/>
+                <w:bCs w:val="false"/>
+                <w:i w:val="false"/>
+                <w:iCs w:val="false"/>
+                <w:color w:val="000000"/>
+                <w:sz w:val="20"/>
+                <w:szCs w:val="20"/>
+              </w:rPr>
+              <w:t xml:space="preserve">Class Design, Complete Class, Lab Project, Objective, Requirements, Starter Code</w:t>
+            </w:r>
+            <w:r>
+              <w:rPr>
+                <w:rFonts w:ascii="Arial" w:cs="Arial" w:eastAsia="Arial" w:hAnsi="Arial"/>
+                <w:sz w:val="20"/>
+                <w:szCs w:val="20"/>
+              </w:rPr>
+              <w:br/>
+              <w:t xml:space="preserve"/>
+            </w:r>
+            <w:r>
+              <w:rPr>
+                <w:rFonts w:ascii="Arial" w:cs="Arial" w:eastAsia="Arial" w:hAnsi="Arial"/>
+                <w:sz w:val="20"/>
+                <w:szCs w:val="20"/>
+              </w:rPr>
+              <w:br/>
+              <w:t xml:space="preserve"/>
+            </w:r>
+            <w:r>
+              <w:rPr>
+                <w:rFonts w:ascii="Arial" w:cs="Arial" w:eastAsia="Arial" w:hAnsi="Arial"/>
+                <w:b/>
+                <w:bCs/>
+                <w:i/>
+                <w:iCs/>
+                <w:color w:val="555555"/>
+                <w:sz w:val="20"/>
+                <w:szCs w:val="20"/>
+              </w:rPr>
+              <w:t xml:space="preserve">→ Live Demo — </w:t>
+            </w:r>
+            <w:r>
+              <w:rPr>
+                <w:rFonts w:ascii="Arial" w:cs="Arial" w:eastAsia="Arial" w:hAnsi="Arial"/>
+                <w:b w:val="false"/>
+                <w:bCs w:val="false"/>
+                <w:i/>
+                <w:iCs/>
+                <w:color w:val="555555"/>
+                <w:sz w:val="20"/>
+                <w:szCs w:val="20"/>
+              </w:rPr>
+              <w:t xml:space="preserve">type examples as students follow along in their own editor.</w:t>
+            </w:r>
+            <w:r>
+              <w:rPr>
+                <w:rFonts w:ascii="Arial" w:cs="Arial" w:eastAsia="Arial" w:hAnsi="Arial"/>
+                <w:sz w:val="20"/>
+                <w:szCs w:val="20"/>
+              </w:rPr>
+              <w:br/>
+              <w:t xml:space="preserve"/>
+            </w:r>
+            <w:r>
+              <w:rPr>
+                <w:rFonts w:ascii="Arial" w:cs="Arial" w:eastAsia="Arial" w:hAnsi="Arial"/>
+                <w:b/>
+                <w:bCs/>
+                <w:i/>
+                <w:iCs/>
+                <w:color w:val="555555"/>
+                <w:sz w:val="20"/>
+                <w:szCs w:val="20"/>
+              </w:rPr>
+              <w:t xml:space="preserve">→ Check for Understanding: </w:t>
+            </w:r>
+            <w:r>
+              <w:rPr>
+                <w:rFonts w:ascii="Arial" w:cs="Arial" w:eastAsia="Arial" w:hAnsi="Arial"/>
+                <w:b w:val="false"/>
+                <w:bCs w:val="false"/>
+                <w:i/>
+                <w:iCs/>
+                <w:color w:val="555555"/>
+                <w:sz w:val="20"/>
+                <w:szCs w:val="20"/>
+              </w:rPr>
+              <w:t xml:space="preserve">pause and cold-call: “Can someone explain what we just did in their own words?”</w:t>
             </w:r>
           </w:p>
         </w:tc>
@@ -377,9 +1021,9 @@
               <w:right w:val="single" w:color="CCCCCC" w:sz="1"/>
             </w:tcBorders>
             <w:tcMar>
-              <w:top w:type="dxa" w:w="60"/>
+              <w:top w:type="dxa" w:w="80"/>
               <w:left w:type="dxa" w:w="120"/>
-              <w:bottom w:type="dxa" w:w="60"/>
+              <w:bottom w:type="dxa" w:w="80"/>
               <w:right w:type="dxa" w:w="120"/>
             </w:tcMar>
           </w:tcPr>
@@ -392,7 +1036,7 @@
                 <w:sz w:val="20"/>
                 <w:szCs w:val="20"/>
               </w:rPr>
-              <w:t xml:space="preserve">15-20 min</w:t>
+              <w:t xml:space="preserve">15–20 min</w:t>
             </w:r>
           </w:p>
         </w:tc>
@@ -406,20 +1050,81 @@
               <w:right w:val="single" w:color="CCCCCC" w:sz="1"/>
             </w:tcBorders>
             <w:tcMar>
-              <w:top w:type="dxa" w:w="60"/>
+              <w:top w:type="dxa" w:w="80"/>
               <w:left w:type="dxa" w:w="120"/>
-              <w:bottom w:type="dxa" w:w="60"/>
+              <w:bottom w:type="dxa" w:w="80"/>
               <w:right w:type="dxa" w:w="120"/>
             </w:tcMar>
           </w:tcPr>
           <w:p>
-            <w:r>
-              <w:rPr>
-                <w:rFonts w:ascii="Arial" w:cs="Arial" w:eastAsia="Arial" w:hAnsi="Arial"/>
-                <w:sz w:val="20"/>
-                <w:szCs w:val="20"/>
+            <w:pPr>
+              <w:spacing w:after="80" w:before="80"/>
+            </w:pPr>
+            <w:r>
+              <w:rPr>
+                <w:rFonts w:ascii="Arial" w:cs="Arial" w:eastAsia="Arial" w:hAnsi="Arial"/>
+                <w:b/>
+                <w:bCs/>
+                <w:i w:val="false"/>
+                <w:iCs w:val="false"/>
+                <w:color w:val="000000"/>
+                <w:sz w:val="22"/>
+                <w:szCs w:val="22"/>
               </w:rPr>
               <w:t xml:space="preserve">Independent Practice / Code Along</w:t>
+            </w:r>
+            <w:r>
+              <w:rPr>
+                <w:rFonts w:ascii="Arial" w:cs="Arial" w:eastAsia="Arial" w:hAnsi="Arial"/>
+                <w:sz w:val="20"/>
+                <w:szCs w:val="20"/>
+              </w:rPr>
+              <w:br/>
+              <w:t xml:space="preserve"/>
+            </w:r>
+            <w:r>
+              <w:rPr>
+                <w:rFonts w:ascii="Arial" w:cs="Arial" w:eastAsia="Arial" w:hAnsi="Arial"/>
+                <w:b w:val="false"/>
+                <w:bCs w:val="false"/>
+                <w:i w:val="false"/>
+                <w:iCs w:val="false"/>
+                <w:color w:val="000000"/>
+                <w:sz w:val="20"/>
+                <w:szCs w:val="20"/>
+              </w:rPr>
+              <w:t xml:space="preserve">    Work through problems from the day's exercise set.</w:t>
+            </w:r>
+            <w:r>
+              <w:rPr>
+                <w:rFonts w:ascii="Arial" w:cs="Arial" w:eastAsia="Arial" w:hAnsi="Arial"/>
+                <w:sz w:val="20"/>
+                <w:szCs w:val="20"/>
+              </w:rPr>
+              <w:br/>
+              <w:t xml:space="preserve"/>
+            </w:r>
+            <w:r>
+              <w:rPr>
+                <w:rFonts w:ascii="Arial" w:cs="Arial" w:eastAsia="Arial" w:hAnsi="Arial"/>
+                <w:sz w:val="20"/>
+                <w:szCs w:val="20"/>
+              </w:rPr>
+              <w:br/>
+              <w:t xml:space="preserve"/>
+            </w:r>
+            <w:r>
+              <w:rPr>
+                <w:rFonts w:ascii="Arial" w:cs="Arial" w:eastAsia="Arial" w:hAnsi="Arial"/>
+                <w:b w:val="false"/>
+                <w:bCs w:val="false"/>
+                <w:i/>
+                <w:iCs/>
+                <w:color w:val="555555"/>
+                <w:sz w:val="20"/>
+                <w:szCs w:val="20"/>
+              </w:rPr>
+              <w:t xml:space="preserve">→ Teacher circulates — offer hints, check for understanding.</w:t>
             </w:r>
           </w:p>
         </w:tc>
@@ -435,9 +1140,9 @@
               <w:right w:val="single" w:color="CCCCCC" w:sz="1"/>
             </w:tcBorders>
             <w:tcMar>
-              <w:top w:type="dxa" w:w="60"/>
+              <w:top w:type="dxa" w:w="80"/>
               <w:left w:type="dxa" w:w="120"/>
-              <w:bottom w:type="dxa" w:w="60"/>
+              <w:bottom w:type="dxa" w:w="80"/>
               <w:right w:type="dxa" w:w="120"/>
             </w:tcMar>
           </w:tcPr>
@@ -464,20 +1169,90 @@
               <w:right w:val="single" w:color="CCCCCC" w:sz="1"/>
             </w:tcBorders>
             <w:tcMar>
-              <w:top w:type="dxa" w:w="60"/>
+              <w:top w:type="dxa" w:w="80"/>
               <w:left w:type="dxa" w:w="120"/>
-              <w:bottom w:type="dxa" w:w="60"/>
+              <w:bottom w:type="dxa" w:w="80"/>
               <w:right w:type="dxa" w:w="120"/>
             </w:tcMar>
           </w:tcPr>
           <w:p>
-            <w:r>
-              <w:rPr>
-                <w:rFonts w:ascii="Arial" w:cs="Arial" w:eastAsia="Arial" w:hAnsi="Arial"/>
-                <w:sz w:val="20"/>
-                <w:szCs w:val="20"/>
+            <w:pPr>
+              <w:spacing w:after="80" w:before="80"/>
+            </w:pPr>
+            <w:r>
+              <w:rPr>
+                <w:rFonts w:ascii="Arial" w:cs="Arial" w:eastAsia="Arial" w:hAnsi="Arial"/>
+                <w:b/>
+                <w:bCs/>
+                <w:i w:val="false"/>
+                <w:iCs w:val="false"/>
+                <w:color w:val="000000"/>
+                <w:sz w:val="22"/>
+                <w:szCs w:val="22"/>
               </w:rPr>
               <w:t xml:space="preserve">Exit Ticket / Wrap-Up</w:t>
+            </w:r>
+            <w:r>
+              <w:rPr>
+                <w:rFonts w:ascii="Arial" w:cs="Arial" w:eastAsia="Arial" w:hAnsi="Arial"/>
+                <w:sz w:val="20"/>
+                <w:szCs w:val="20"/>
+              </w:rPr>
+              <w:br/>
+              <w:t xml:space="preserve"/>
+            </w:r>
+            <w:r>
+              <w:rPr>
+                <w:rFonts w:ascii="Arial" w:cs="Arial" w:eastAsia="Arial" w:hAnsi="Arial"/>
+                <w:sz w:val="20"/>
+                <w:szCs w:val="20"/>
+              </w:rPr>
+              <w:br/>
+              <w:t xml:space="preserve"/>
+            </w:r>
+            <w:r>
+              <w:rPr>
+                <w:rFonts w:ascii="Arial" w:cs="Arial" w:eastAsia="Arial" w:hAnsi="Arial"/>
+                <w:b w:val="false"/>
+                <w:bCs w:val="false"/>
+                <w:i w:val="false"/>
+                <w:iCs w:val="false"/>
+                <w:color w:val="000000"/>
+                <w:sz w:val="20"/>
+                <w:szCs w:val="20"/>
+              </w:rPr>
+              <w:t xml:space="preserve">Quick Check: Design and build complete classes with constructors, instance variables, class variables, and methods?</w:t>
+            </w:r>
+            <w:r>
+              <w:rPr>
+                <w:rFonts w:ascii="Arial" w:cs="Arial" w:eastAsia="Arial" w:hAnsi="Arial"/>
+                <w:sz w:val="20"/>
+                <w:szCs w:val="20"/>
+              </w:rPr>
+              <w:br/>
+              <w:t xml:space="preserve"/>
+            </w:r>
+            <w:r>
+              <w:rPr>
+                <w:rFonts w:ascii="Arial" w:cs="Arial" w:eastAsia="Arial" w:hAnsi="Arial"/>
+                <w:sz w:val="20"/>
+                <w:szCs w:val="20"/>
+              </w:rPr>
+              <w:br/>
+              <w:t xml:space="preserve"/>
+            </w:r>
+            <w:r>
+              <w:rPr>
+                <w:rFonts w:ascii="Arial" w:cs="Arial" w:eastAsia="Arial" w:hAnsi="Arial"/>
+                <w:b w:val="false"/>
+                <w:bCs w:val="false"/>
+                <w:i/>
+                <w:iCs/>
+                <w:color w:val="555555"/>
+                <w:sz w:val="20"/>
+                <w:szCs w:val="20"/>
+              </w:rPr>
+              <w:t xml:space="preserve">→ 3–2–1: Name 3 things learned, 2 new vocab words, 1 question you still have.</w:t>
             </w:r>
           </w:p>
         </w:tc>
@@ -1626,7 +2401,7 @@
                 <w:sz w:val="18"/>
                 <w:szCs w:val="18"/>
               </w:rPr>
-              <w:t xml:space="preserve"># Test your code</w:t>
+              <w:t xml:space="preserve"> </w:t>
             </w:r>
           </w:p>
           <w:p>
@@ -3036,7 +3811,7 @@
                 <w:sz w:val="18"/>
                 <w:szCs w:val="18"/>
               </w:rPr>
-              <w:t xml:space="preserve"># Test your code</w:t>
+              <w:t xml:space="preserve"> </w:t>
             </w:r>
           </w:p>
           <w:p>
@@ -4264,7 +5039,7 @@
                 <w:sz w:val="18"/>
                 <w:szCs w:val="18"/>
               </w:rPr>
-              <w:t xml:space="preserve"># Test your code</w:t>
+              <w:t xml:space="preserve"> </w:t>
             </w:r>
           </w:p>
           <w:p>

--- a/Coding 2 - year/Unit 2 - Object-Oriented Programming/Daily Lesson Plans/Word/Day 5.docx
+++ b/Coding 2 - year/Unit 2 - Object-Oriented Programming/Daily Lesson Plans/Word/Day 5.docx
@@ -380,7 +380,7 @@
                 <w:sz w:val="20"/>
                 <w:szCs w:val="20"/>
               </w:rPr>
-              <w:t xml:space="preserve">    In your own words: Design and build complete classes with constructors, instance variables, class variables, and methods?</w:t>
+              <w:t xml:space="preserve">    Before designing anything, what questions would you need to answer first in order to design and build complete classes with constructors, instance variables, class variables, and methods?</w:t>
             </w:r>
             <w:r>
               <w:rPr>
@@ -477,7 +477,7 @@
                 <w:sz w:val="20"/>
                 <w:szCs w:val="20"/>
               </w:rPr>
-              <w:t xml:space="preserve">Today's Goal: By the end of class you will be able to design and build complete classes with constructors, instance variables, class variables, and methods.</w:t>
+              <w:t xml:space="preserve">Today’s Goal: By the end of class you will be able to design and build complete classes with constructors, instance variables, class variables, and methods.</w:t>
             </w:r>
             <w:r>
               <w:rPr>
@@ -1221,7 +1221,7 @@
                 <w:sz w:val="20"/>
                 <w:szCs w:val="20"/>
               </w:rPr>
-              <w:t xml:space="preserve">Quick Check: Design and build complete classes with constructors, instance variables, class variables, and methods?</w:t>
+              <w:t xml:space="preserve">What are the 2-3 most important steps when you design and build complete classes with constructors, instance variables, class variables, and methods? What could go wrong if you skip one?</w:t>
             </w:r>
             <w:r>
               <w:rPr>

--- a/Coding 2 - year/Unit 2 - Object-Oriented Programming/Daily Lesson Plans/Word/Day 5.docx
+++ b/Coding 2 - year/Unit 2 - Object-Oriented Programming/Daily Lesson Plans/Word/Day 5.docx
@@ -446,7 +446,7 @@
                 <w:sz w:val="20"/>
                 <w:szCs w:val="20"/>
               </w:rPr>
-              <w:t xml:space="preserve">    • Class Design   •   Complete Class   •   Lab Project   •   Objective   •   Requirements   •   Starter Code</w:t>
+              <w:t xml:space="preserve">    • Class Design   •   Complete Class   •   Lab Project</w:t>
             </w:r>
             <w:r>
               <w:rPr>
@@ -706,16 +706,7 @@
                 <w:sz w:val="20"/>
                 <w:szCs w:val="20"/>
               </w:rPr>
-              <w:t xml:space="preserve">Key Concepts:</w:t>
-            </w:r>
-            <w:r>
-              <w:rPr>
-                <w:rFonts w:ascii="Arial" w:cs="Arial" w:eastAsia="Arial" w:hAnsi="Arial"/>
-                <w:sz w:val="20"/>
-                <w:szCs w:val="20"/>
-              </w:rPr>
-              <w:br/>
-              <w:t xml:space="preserve"/>
+              <w:t xml:space="preserve">Vocabulary: </w:t>
             </w:r>
             <w:r>
               <w:rPr>
@@ -728,205 +719,7 @@
                 <w:sz w:val="20"/>
                 <w:szCs w:val="20"/>
               </w:rPr>
-              <w:t xml:space="preserve">    • Class should have instance variables: name, student_id, grade_level, grades (list)</w:t>
-            </w:r>
-            <w:r>
-              <w:rPr>
-                <w:rFonts w:ascii="Arial" w:cs="Arial" w:eastAsia="Arial" w:hAnsi="Arial"/>
-                <w:sz w:val="20"/>
-                <w:szCs w:val="20"/>
-              </w:rPr>
-              <w:br/>
-              <w:t xml:space="preserve"/>
-            </w:r>
-            <w:r>
-              <w:rPr>
-                <w:rFonts w:ascii="Arial" w:cs="Arial" w:eastAsia="Arial" w:hAnsi="Arial"/>
-                <w:b w:val="false"/>
-                <w:bCs w:val="false"/>
-                <w:i w:val="false"/>
-                <w:iCs w:val="false"/>
-                <w:color w:val="000000"/>
-                <w:sz w:val="20"/>
-                <w:szCs w:val="20"/>
-              </w:rPr>
-              <w:t xml:space="preserve">    • Add a class variable: total_students (counts all students created)</w:t>
-            </w:r>
-            <w:r>
-              <w:rPr>
-                <w:rFonts w:ascii="Arial" w:cs="Arial" w:eastAsia="Arial" w:hAnsi="Arial"/>
-                <w:sz w:val="20"/>
-                <w:szCs w:val="20"/>
-              </w:rPr>
-              <w:br/>
-              <w:t xml:space="preserve"/>
-            </w:r>
-            <w:r>
-              <w:rPr>
-                <w:rFonts w:ascii="Arial" w:cs="Arial" w:eastAsia="Arial" w:hAnsi="Arial"/>
-                <w:b w:val="false"/>
-                <w:bCs w:val="false"/>
-                <w:i w:val="false"/>
-                <w:iCs w:val="false"/>
-                <w:color w:val="000000"/>
-                <w:sz w:val="20"/>
-                <w:szCs w:val="20"/>
-              </w:rPr>
-              <w:t xml:space="preserve">    • Include these methods:</w:t>
-            </w:r>
-            <w:r>
-              <w:rPr>
-                <w:rFonts w:ascii="Arial" w:cs="Arial" w:eastAsia="Arial" w:hAnsi="Arial"/>
-                <w:sz w:val="20"/>
-                <w:szCs w:val="20"/>
-              </w:rPr>
-              <w:br/>
-              <w:t xml:space="preserve"/>
-            </w:r>
-            <w:r>
-              <w:rPr>
-                <w:rFonts w:ascii="Arial" w:cs="Arial" w:eastAsia="Arial" w:hAnsi="Arial"/>
-                <w:b w:val="false"/>
-                <w:bCs w:val="false"/>
-                <w:i w:val="false"/>
-                <w:iCs w:val="false"/>
-                <w:color w:val="000000"/>
-                <w:sz w:val="20"/>
-                <w:szCs w:val="20"/>
-              </w:rPr>
-              <w:t xml:space="preserve">    • Class should have instance variables: customer_name, items (list of dictionaries with name and price)</w:t>
-            </w:r>
-            <w:r>
-              <w:rPr>
-                <w:rFonts w:ascii="Arial" w:cs="Arial" w:eastAsia="Arial" w:hAnsi="Arial"/>
-                <w:sz w:val="20"/>
-                <w:szCs w:val="20"/>
-              </w:rPr>
-              <w:br/>
-              <w:t xml:space="preserve"/>
-            </w:r>
-            <w:r>
-              <w:rPr>
-                <w:rFonts w:ascii="Arial" w:cs="Arial" w:eastAsia="Arial" w:hAnsi="Arial"/>
-                <w:b w:val="false"/>
-                <w:bCs w:val="false"/>
-                <w:i w:val="false"/>
-                <w:iCs w:val="false"/>
-                <w:color w:val="000000"/>
-                <w:sz w:val="20"/>
-                <w:szCs w:val="20"/>
-              </w:rPr>
-              <w:t xml:space="preserve">    • Add these methods:</w:t>
-            </w:r>
-            <w:r>
-              <w:rPr>
-                <w:rFonts w:ascii="Arial" w:cs="Arial" w:eastAsia="Arial" w:hAnsi="Arial"/>
-                <w:sz w:val="20"/>
-                <w:szCs w:val="20"/>
-              </w:rPr>
-              <w:br/>
-              <w:t xml:space="preserve"/>
-            </w:r>
-            <w:r>
-              <w:rPr>
-                <w:rFonts w:ascii="Arial" w:cs="Arial" w:eastAsia="Arial" w:hAnsi="Arial"/>
-                <w:b w:val="false"/>
-                <w:bCs w:val="false"/>
-                <w:i w:val="false"/>
-                <w:iCs w:val="false"/>
-                <w:color w:val="000000"/>
-                <w:sz w:val="20"/>
-                <w:szCs w:val="20"/>
-              </w:rPr>
-              <w:t xml:space="preserve">    • Instance variables: title, artist, duration (in seconds)</w:t>
-            </w:r>
-            <w:r>
-              <w:rPr>
-                <w:rFonts w:ascii="Arial" w:cs="Arial" w:eastAsia="Arial" w:hAnsi="Arial"/>
-                <w:sz w:val="20"/>
-                <w:szCs w:val="20"/>
-              </w:rPr>
-              <w:br/>
-              <w:t xml:space="preserve"/>
-            </w:r>
-            <w:r>
-              <w:rPr>
-                <w:rFonts w:ascii="Arial" w:cs="Arial" w:eastAsia="Arial" w:hAnsi="Arial"/>
-                <w:b w:val="false"/>
-                <w:bCs w:val="false"/>
-                <w:i w:val="false"/>
-                <w:iCs w:val="false"/>
-                <w:color w:val="000000"/>
-                <w:sz w:val="20"/>
-                <w:szCs w:val="20"/>
-              </w:rPr>
-              <w:t xml:space="preserve">    • Method: get_duration_formatted() — returns "MM:SS" format</w:t>
-            </w:r>
-            <w:r>
-              <w:rPr>
-                <w:rFonts w:ascii="Arial" w:cs="Arial" w:eastAsia="Arial" w:hAnsi="Arial"/>
-                <w:sz w:val="20"/>
-                <w:szCs w:val="20"/>
-              </w:rPr>
-              <w:br/>
-              <w:t xml:space="preserve"/>
-            </w:r>
-            <w:r>
-              <w:rPr>
-                <w:rFonts w:ascii="Arial" w:cs="Arial" w:eastAsia="Arial" w:hAnsi="Arial"/>
-                <w:b w:val="false"/>
-                <w:bCs w:val="false"/>
-                <w:i w:val="false"/>
-                <w:iCs w:val="false"/>
-                <w:color w:val="000000"/>
-                <w:sz w:val="20"/>
-                <w:szCs w:val="20"/>
-              </w:rPr>
-              <w:t xml:space="preserve">    • Class variable: total_playlists (count all playlists)</w:t>
-            </w:r>
-            <w:r>
-              <w:rPr>
-                <w:rFonts w:ascii="Arial" w:cs="Arial" w:eastAsia="Arial" w:hAnsi="Arial"/>
-                <w:sz w:val="20"/>
-                <w:szCs w:val="20"/>
-              </w:rPr>
-              <w:br/>
-              <w:t xml:space="preserve"/>
-            </w:r>
-            <w:r>
-              <w:rPr>
-                <w:rFonts w:ascii="Arial" w:cs="Arial" w:eastAsia="Arial" w:hAnsi="Arial"/>
-                <w:sz w:val="20"/>
-                <w:szCs w:val="20"/>
-              </w:rPr>
-              <w:br/>
-              <w:t xml:space="preserve"/>
-            </w:r>
-            <w:r>
-              <w:rPr>
-                <w:rFonts w:ascii="Arial" w:cs="Arial" w:eastAsia="Arial" w:hAnsi="Arial"/>
-                <w:b/>
-                <w:bCs/>
-                <w:i w:val="false"/>
-                <w:iCs w:val="false"/>
-                <w:color w:val="000000"/>
-                <w:sz w:val="20"/>
-                <w:szCs w:val="20"/>
-              </w:rPr>
-              <w:t xml:space="preserve">Vocabulary: </w:t>
-            </w:r>
-            <w:r>
-              <w:rPr>
-                <w:rFonts w:ascii="Arial" w:cs="Arial" w:eastAsia="Arial" w:hAnsi="Arial"/>
-                <w:b w:val="false"/>
-                <w:bCs w:val="false"/>
-                <w:i w:val="false"/>
-                <w:iCs w:val="false"/>
-                <w:color w:val="000000"/>
-                <w:sz w:val="20"/>
-                <w:szCs w:val="20"/>
-              </w:rPr>
-              <w:t xml:space="preserve">Class Design, Complete Class, Lab Project, Objective, Requirements, Starter Code</w:t>
+              <w:t xml:space="preserve">Class Design, Complete Class, Lab Project</w:t>
             </w:r>
             <w:r>
               <w:rPr>
@@ -1036,7 +829,7 @@
                 <w:sz w:val="20"/>
                 <w:szCs w:val="20"/>
               </w:rPr>
-              <w:t xml:space="preserve">15–20 min</w:t>
+              <w:t xml:space="preserve">15 min</w:t>
             </w:r>
           </w:p>
         </w:tc>
@@ -1071,7 +864,16 @@
                 <w:sz w:val="22"/>
                 <w:szCs w:val="22"/>
               </w:rPr>
-              <w:t xml:space="preserve">Independent Practice / Code Along</w:t>
+              <w:t xml:space="preserve">Guided Practice</w:t>
+            </w:r>
+            <w:r>
+              <w:rPr>
+                <w:rFonts w:ascii="Arial" w:cs="Arial" w:eastAsia="Arial" w:hAnsi="Arial"/>
+                <w:sz w:val="20"/>
+                <w:szCs w:val="20"/>
+              </w:rPr>
+              <w:br/>
+              <w:t xml:space="preserve"/>
             </w:r>
             <w:r>
               <w:rPr>
@@ -1093,7 +895,7 @@
                 <w:sz w:val="20"/>
                 <w:szCs w:val="20"/>
               </w:rPr>
-              <w:t xml:space="preserve">    Work through problems from the day's exercise set.</w:t>
+              <w:t xml:space="preserve">Objective: Create a Student class that manages student information and grades.</w:t>
             </w:r>
             <w:r>
               <w:rPr>
@@ -1124,7 +926,7 @@
                 <w:sz w:val="20"/>
                 <w:szCs w:val="20"/>
               </w:rPr>
-              <w:t xml:space="preserve">→ Teacher circulates — offer hints, check for understanding.</w:t>
+              <w:t xml:space="preserve">→ Teacher models — students try alongside, then compare results.</w:t>
             </w:r>
           </w:p>
         </w:tc>
@@ -1155,7 +957,7 @@
                 <w:sz w:val="20"/>
                 <w:szCs w:val="20"/>
               </w:rPr>
-              <w:t xml:space="preserve">5 min</w:t>
+              <w:t xml:space="preserve">15–20 min</w:t>
             </w:r>
           </w:p>
         </w:tc>
@@ -1190,6 +992,147 @@
                 <w:sz w:val="22"/>
                 <w:szCs w:val="22"/>
               </w:rPr>
+              <w:t xml:space="preserve">Independent Practice / Code Along</w:t>
+            </w:r>
+            <w:r>
+              <w:rPr>
+                <w:rFonts w:ascii="Arial" w:cs="Arial" w:eastAsia="Arial" w:hAnsi="Arial"/>
+                <w:sz w:val="20"/>
+                <w:szCs w:val="20"/>
+              </w:rPr>
+              <w:br/>
+              <w:t xml:space="preserve"/>
+            </w:r>
+            <w:r>
+              <w:rPr>
+                <w:rFonts w:ascii="Arial" w:cs="Arial" w:eastAsia="Arial" w:hAnsi="Arial"/>
+                <w:b w:val="false"/>
+                <w:bCs w:val="false"/>
+                <w:i w:val="false"/>
+                <w:iCs w:val="false"/>
+                <w:color w:val="000000"/>
+                <w:sz w:val="20"/>
+                <w:szCs w:val="20"/>
+              </w:rPr>
+              <w:t xml:space="preserve">    Students work independently on their projects, following the checklist.</w:t>
+            </w:r>
+            <w:r>
+              <w:rPr>
+                <w:rFonts w:ascii="Arial" w:cs="Arial" w:eastAsia="Arial" w:hAnsi="Arial"/>
+                <w:sz w:val="20"/>
+                <w:szCs w:val="20"/>
+              </w:rPr>
+              <w:br/>
+              <w:t xml:space="preserve"/>
+            </w:r>
+            <w:r>
+              <w:rPr>
+                <w:rFonts w:ascii="Arial" w:cs="Arial" w:eastAsia="Arial" w:hAnsi="Arial"/>
+                <w:b w:val="false"/>
+                <w:bCs w:val="false"/>
+                <w:i w:val="false"/>
+                <w:iCs w:val="false"/>
+                <w:color w:val="000000"/>
+                <w:sz w:val="20"/>
+                <w:szCs w:val="20"/>
+              </w:rPr>
+              <w:t xml:space="preserve">    Check in with each student to review progress and unblock issues.</w:t>
+            </w:r>
+            <w:r>
+              <w:rPr>
+                <w:rFonts w:ascii="Arial" w:cs="Arial" w:eastAsia="Arial" w:hAnsi="Arial"/>
+                <w:sz w:val="20"/>
+                <w:szCs w:val="20"/>
+              </w:rPr>
+              <w:br/>
+              <w:t xml:space="preserve"/>
+            </w:r>
+            <w:r>
+              <w:rPr>
+                <w:rFonts w:ascii="Arial" w:cs="Arial" w:eastAsia="Arial" w:hAnsi="Arial"/>
+                <w:sz w:val="20"/>
+                <w:szCs w:val="20"/>
+              </w:rPr>
+              <w:br/>
+              <w:t xml:space="preserve"/>
+            </w:r>
+            <w:r>
+              <w:rPr>
+                <w:rFonts w:ascii="Arial" w:cs="Arial" w:eastAsia="Arial" w:hAnsi="Arial"/>
+                <w:b w:val="false"/>
+                <w:bCs w:val="false"/>
+                <w:i/>
+                <w:iCs/>
+                <w:color w:val="555555"/>
+                <w:sz w:val="20"/>
+                <w:szCs w:val="20"/>
+              </w:rPr>
+              <w:t xml:space="preserve">→ Teacher circulates — offer hints, check for understanding.</w:t>
+            </w:r>
+          </w:p>
+        </w:tc>
+      </w:tr>
+      <w:tr>
+        <w:tc>
+          <w:tcPr>
+            <w:tcW w:type="dxa" w:w="1800"/>
+            <w:tcBorders>
+              <w:top w:val="single" w:color="CCCCCC" w:sz="1"/>
+              <w:left w:val="single" w:color="CCCCCC" w:sz="1"/>
+              <w:bottom w:val="single" w:color="CCCCCC" w:sz="1"/>
+              <w:right w:val="single" w:color="CCCCCC" w:sz="1"/>
+            </w:tcBorders>
+            <w:tcMar>
+              <w:top w:type="dxa" w:w="80"/>
+              <w:left w:type="dxa" w:w="120"/>
+              <w:bottom w:type="dxa" w:w="80"/>
+              <w:right w:type="dxa" w:w="120"/>
+            </w:tcMar>
+          </w:tcPr>
+          <w:p>
+            <w:r>
+              <w:rPr>
+                <w:rFonts w:ascii="Arial" w:cs="Arial" w:eastAsia="Arial" w:hAnsi="Arial"/>
+                <w:b/>
+                <w:bCs/>
+                <w:sz w:val="20"/>
+                <w:szCs w:val="20"/>
+              </w:rPr>
+              <w:t xml:space="preserve">5 min</w:t>
+            </w:r>
+          </w:p>
+        </w:tc>
+        <w:tc>
+          <w:tcPr>
+            <w:tcW w:type="dxa" w:w="7560"/>
+            <w:tcBorders>
+              <w:top w:val="single" w:color="CCCCCC" w:sz="1"/>
+              <w:left w:val="single" w:color="CCCCCC" w:sz="1"/>
+              <w:bottom w:val="single" w:color="CCCCCC" w:sz="1"/>
+              <w:right w:val="single" w:color="CCCCCC" w:sz="1"/>
+            </w:tcBorders>
+            <w:tcMar>
+              <w:top w:type="dxa" w:w="80"/>
+              <w:left w:type="dxa" w:w="120"/>
+              <w:bottom w:type="dxa" w:w="80"/>
+              <w:right w:type="dxa" w:w="120"/>
+            </w:tcMar>
+          </w:tcPr>
+          <w:p>
+            <w:pPr>
+              <w:spacing w:after="80" w:before="80"/>
+            </w:pPr>
+            <w:r>
+              <w:rPr>
+                <w:rFonts w:ascii="Arial" w:cs="Arial" w:eastAsia="Arial" w:hAnsi="Arial"/>
+                <w:b/>
+                <w:bCs/>
+                <w:i w:val="false"/>
+                <w:iCs w:val="false"/>
+                <w:color w:val="000000"/>
+                <w:sz w:val="22"/>
+                <w:szCs w:val="22"/>
+              </w:rPr>
               <w:t xml:space="preserve">Exit Ticket / Wrap-Up</w:t>
             </w:r>
             <w:r>
@@ -1319,720 +1262,6 @@
           <w:szCs w:val="20"/>
         </w:rPr>
         <w:t xml:space="preserve">Lab Project: A comprehensive coding exercise that brings together multiple OOP concepts.</w:t>
-      </w:r>
-    </w:p>
-    <w:p>
-      <w:pPr>
-        <w:spacing w:after="60"/>
-      </w:pPr>
-      <w:r>
-        <w:rPr>
-          <w:rFonts w:ascii="Arial" w:cs="Arial" w:eastAsia="Arial" w:hAnsi="Arial"/>
-          <w:sz w:val="20"/>
-          <w:szCs w:val="20"/>
-        </w:rPr>
-        <w:t xml:space="preserve">Objective: Create a Student class that manages student information and grades.</w:t>
-      </w:r>
-    </w:p>
-    <w:p>
-      <w:pPr>
-        <w:spacing w:after="60"/>
-      </w:pPr>
-      <w:r>
-        <w:rPr>
-          <w:rFonts w:ascii="Arial" w:cs="Arial" w:eastAsia="Arial" w:hAnsi="Arial"/>
-          <w:sz w:val="20"/>
-          <w:szCs w:val="20"/>
-        </w:rPr>
-        <w:t xml:space="preserve">Requirements:</w:t>
-      </w:r>
-    </w:p>
-    <w:p>
-      <w:pPr>
-        <w:spacing w:after="60"/>
-        <w:ind w:left="360"/>
-      </w:pPr>
-      <w:r>
-        <w:rPr>
-          <w:rFonts w:ascii="Arial" w:cs="Arial" w:eastAsia="Arial" w:hAnsi="Arial"/>
-          <w:sz w:val="20"/>
-          <w:szCs w:val="20"/>
-        </w:rPr>
-        <w:t xml:space="preserve">• </w:t>
-      </w:r>
-      <w:r>
-        <w:rPr>
-          <w:rFonts w:ascii="Arial" w:cs="Arial" w:eastAsia="Arial" w:hAnsi="Arial"/>
-          <w:sz w:val="20"/>
-          <w:szCs w:val="20"/>
-        </w:rPr>
-        <w:t xml:space="preserve">Class should have instance variables: name, student_id, grade_level, grades (list)</w:t>
-      </w:r>
-    </w:p>
-    <w:p>
-      <w:pPr>
-        <w:spacing w:after="60"/>
-        <w:ind w:left="360"/>
-      </w:pPr>
-      <w:r>
-        <w:rPr>
-          <w:rFonts w:ascii="Arial" w:cs="Arial" w:eastAsia="Arial" w:hAnsi="Arial"/>
-          <w:sz w:val="20"/>
-          <w:szCs w:val="20"/>
-        </w:rPr>
-        <w:t xml:space="preserve">• </w:t>
-      </w:r>
-      <w:r>
-        <w:rPr>
-          <w:rFonts w:ascii="Arial" w:cs="Arial" w:eastAsia="Arial" w:hAnsi="Arial"/>
-          <w:sz w:val="20"/>
-          <w:szCs w:val="20"/>
-        </w:rPr>
-        <w:t xml:space="preserve">Add a class variable: total_students (counts all students created)</w:t>
-      </w:r>
-    </w:p>
-    <w:p>
-      <w:pPr>
-        <w:spacing w:after="60"/>
-        <w:ind w:left="360"/>
-      </w:pPr>
-      <w:r>
-        <w:rPr>
-          <w:rFonts w:ascii="Arial" w:cs="Arial" w:eastAsia="Arial" w:hAnsi="Arial"/>
-          <w:sz w:val="20"/>
-          <w:szCs w:val="20"/>
-        </w:rPr>
-        <w:t xml:space="preserve">• </w:t>
-      </w:r>
-      <w:r>
-        <w:rPr>
-          <w:rFonts w:ascii="Arial" w:cs="Arial" w:eastAsia="Arial" w:hAnsi="Arial"/>
-          <w:sz w:val="20"/>
-          <w:szCs w:val="20"/>
-        </w:rPr>
-        <w:t xml:space="preserve">Include these methods:</w:t>
-      </w:r>
-    </w:p>
-    <w:p>
-      <w:pPr>
-        <w:spacing w:after="60"/>
-      </w:pPr>
-      <w:r>
-        <w:rPr>
-          <w:rFonts w:ascii="Arial" w:cs="Arial" w:eastAsia="Arial" w:hAnsi="Arial"/>
-          <w:sz w:val="20"/>
-          <w:szCs w:val="20"/>
-        </w:rPr>
-        <w:t xml:space="preserve">- add_grade(grade) — adds a grade to the list</w:t>
-      </w:r>
-    </w:p>
-    <w:p>
-      <w:pPr>
-        <w:spacing w:after="60"/>
-      </w:pPr>
-      <w:r>
-        <w:rPr>
-          <w:rFonts w:ascii="Arial" w:cs="Arial" w:eastAsia="Arial" w:hAnsi="Arial"/>
-          <w:sz w:val="20"/>
-          <w:szCs w:val="20"/>
-        </w:rPr>
-        <w:t xml:space="preserve">- get_average() — returns the average of all grades</w:t>
-      </w:r>
-    </w:p>
-    <w:p>
-      <w:pPr>
-        <w:spacing w:after="60"/>
-      </w:pPr>
-      <w:r>
-        <w:rPr>
-          <w:rFonts w:ascii="Arial" w:cs="Arial" w:eastAsia="Arial" w:hAnsi="Arial"/>
-          <w:sz w:val="20"/>
-          <w:szCs w:val="20"/>
-        </w:rPr>
-        <w:t xml:space="preserve">- get_status() — returns "Passing" if average &gt;= 70, else "Failing"</w:t>
-      </w:r>
-    </w:p>
-    <w:p>
-      <w:pPr>
-        <w:spacing w:after="60"/>
-      </w:pPr>
-      <w:r>
-        <w:rPr>
-          <w:rFonts w:ascii="Arial" w:cs="Arial" w:eastAsia="Arial" w:hAnsi="Arial"/>
-          <w:sz w:val="20"/>
-          <w:szCs w:val="20"/>
-        </w:rPr>
-        <w:t xml:space="preserve">- display_info() — prints student information including average and status</w:t>
-      </w:r>
-    </w:p>
-    <w:p>
-      <w:pPr>
-        <w:spacing w:after="60"/>
-      </w:pPr>
-      <w:r>
-        <w:rPr>
-          <w:rFonts w:ascii="Arial" w:cs="Arial" w:eastAsia="Arial" w:hAnsi="Arial"/>
-          <w:sz w:val="20"/>
-          <w:szCs w:val="20"/>
-        </w:rPr>
-        <w:t xml:space="preserve">Starter Code:</w:t>
-      </w:r>
-    </w:p>
-    <w:p>
-      <w:pPr>
-        <w:spacing w:after="60"/>
-      </w:pPr>
-      <w:r>
-        <w:rPr>
-          <w:rFonts w:ascii="Arial" w:cs="Arial" w:eastAsia="Arial" w:hAnsi="Arial"/>
-          <w:sz w:val="20"/>
-          <w:szCs w:val="20"/>
-        </w:rPr>
-        <w:t xml:space="preserve">Expected Output:</w:t>
-      </w:r>
-    </w:p>
-    <w:p>
-      <w:pPr>
-        <w:spacing w:after="60"/>
-      </w:pPr>
-      <w:r>
-        <w:rPr>
-          <w:rFonts w:ascii="Arial" w:cs="Arial" w:eastAsia="Arial" w:hAnsi="Arial"/>
-          <w:sz w:val="20"/>
-          <w:szCs w:val="20"/>
-        </w:rPr>
-        <w:t xml:space="preserve">Solution:</w:t>
-      </w:r>
-    </w:p>
-    <w:p>
-      <w:pPr>
-        <w:spacing w:after="60"/>
-      </w:pPr>
-      <w:r>
-        <w:rPr>
-          <w:rFonts w:ascii="Arial" w:cs="Arial" w:eastAsia="Arial" w:hAnsi="Arial"/>
-          <w:sz w:val="20"/>
-          <w:szCs w:val="20"/>
-        </w:rPr>
-        <w:t xml:space="preserve">Objective: Create a ShoppingCart class that manages products and prices.</w:t>
-      </w:r>
-    </w:p>
-    <w:p>
-      <w:pPr>
-        <w:spacing w:after="60"/>
-      </w:pPr>
-      <w:r>
-        <w:rPr>
-          <w:rFonts w:ascii="Arial" w:cs="Arial" w:eastAsia="Arial" w:hAnsi="Arial"/>
-          <w:sz w:val="20"/>
-          <w:szCs w:val="20"/>
-        </w:rPr>
-        <w:t xml:space="preserve">Requirements:</w:t>
-      </w:r>
-    </w:p>
-    <w:p>
-      <w:pPr>
-        <w:spacing w:after="60"/>
-        <w:ind w:left="360"/>
-      </w:pPr>
-      <w:r>
-        <w:rPr>
-          <w:rFonts w:ascii="Arial" w:cs="Arial" w:eastAsia="Arial" w:hAnsi="Arial"/>
-          <w:sz w:val="20"/>
-          <w:szCs w:val="20"/>
-        </w:rPr>
-        <w:t xml:space="preserve">• </w:t>
-      </w:r>
-      <w:r>
-        <w:rPr>
-          <w:rFonts w:ascii="Arial" w:cs="Arial" w:eastAsia="Arial" w:hAnsi="Arial"/>
-          <w:sz w:val="20"/>
-          <w:szCs w:val="20"/>
-        </w:rPr>
-        <w:t xml:space="preserve">Class should have instance variables: customer_name, items (list of dictionaries with name and price)</w:t>
-      </w:r>
-    </w:p>
-    <w:p>
-      <w:pPr>
-        <w:spacing w:after="60"/>
-        <w:ind w:left="360"/>
-      </w:pPr>
-      <w:r>
-        <w:rPr>
-          <w:rFonts w:ascii="Arial" w:cs="Arial" w:eastAsia="Arial" w:hAnsi="Arial"/>
-          <w:sz w:val="20"/>
-          <w:szCs w:val="20"/>
-        </w:rPr>
-        <w:t xml:space="preserve">• </w:t>
-      </w:r>
-      <w:r>
-        <w:rPr>
-          <w:rFonts w:ascii="Arial" w:cs="Arial" w:eastAsia="Arial" w:hAnsi="Arial"/>
-          <w:sz w:val="20"/>
-          <w:szCs w:val="20"/>
-        </w:rPr>
-        <w:t xml:space="preserve">Add these methods:</w:t>
-      </w:r>
-    </w:p>
-    <w:p>
-      <w:pPr>
-        <w:spacing w:after="60"/>
-      </w:pPr>
-      <w:r>
-        <w:rPr>
-          <w:rFonts w:ascii="Arial" w:cs="Arial" w:eastAsia="Arial" w:hAnsi="Arial"/>
-          <w:sz w:val="20"/>
-          <w:szCs w:val="20"/>
-        </w:rPr>
-        <w:t xml:space="preserve">- add_item(name, price) — adds an item to the cart</w:t>
-      </w:r>
-    </w:p>
-    <w:p>
-      <w:pPr>
-        <w:spacing w:after="60"/>
-      </w:pPr>
-      <w:r>
-        <w:rPr>
-          <w:rFonts w:ascii="Arial" w:cs="Arial" w:eastAsia="Arial" w:hAnsi="Arial"/>
-          <w:sz w:val="20"/>
-          <w:szCs w:val="20"/>
-        </w:rPr>
-        <w:t xml:space="preserve">- remove_item(name) — removes the first item with that name</w:t>
-      </w:r>
-    </w:p>
-    <w:p>
-      <w:pPr>
-        <w:spacing w:after="60"/>
-      </w:pPr>
-      <w:r>
-        <w:rPr>
-          <w:rFonts w:ascii="Arial" w:cs="Arial" w:eastAsia="Arial" w:hAnsi="Arial"/>
-          <w:sz w:val="20"/>
-          <w:szCs w:val="20"/>
-        </w:rPr>
-        <w:t xml:space="preserve">- get_total() — returns the total cost</w:t>
-      </w:r>
-    </w:p>
-    <w:p>
-      <w:pPr>
-        <w:spacing w:after="60"/>
-      </w:pPr>
-      <w:r>
-        <w:rPr>
-          <w:rFonts w:ascii="Arial" w:cs="Arial" w:eastAsia="Arial" w:hAnsi="Arial"/>
-          <w:sz w:val="20"/>
-          <w:szCs w:val="20"/>
-        </w:rPr>
-        <w:t xml:space="preserve">- apply_discount(percent) — applies a percentage discount to total</w:t>
-      </w:r>
-    </w:p>
-    <w:p>
-      <w:pPr>
-        <w:spacing w:after="60"/>
-      </w:pPr>
-      <w:r>
-        <w:rPr>
-          <w:rFonts w:ascii="Arial" w:cs="Arial" w:eastAsia="Arial" w:hAnsi="Arial"/>
-          <w:sz w:val="20"/>
-          <w:szCs w:val="20"/>
-        </w:rPr>
-        <w:t xml:space="preserve">- display_cart() — prints all items and the total</w:t>
-      </w:r>
-    </w:p>
-    <w:p>
-      <w:pPr>
-        <w:spacing w:after="60"/>
-      </w:pPr>
-      <w:r>
-        <w:rPr>
-          <w:rFonts w:ascii="Arial" w:cs="Arial" w:eastAsia="Arial" w:hAnsi="Arial"/>
-          <w:sz w:val="20"/>
-          <w:szCs w:val="20"/>
-        </w:rPr>
-        <w:t xml:space="preserve">Starter Code:</w:t>
-      </w:r>
-    </w:p>
-    <w:p>
-      <w:pPr>
-        <w:spacing w:after="60"/>
-      </w:pPr>
-      <w:r>
-        <w:rPr>
-          <w:rFonts w:ascii="Arial" w:cs="Arial" w:eastAsia="Arial" w:hAnsi="Arial"/>
-          <w:sz w:val="20"/>
-          <w:szCs w:val="20"/>
-        </w:rPr>
-        <w:t xml:space="preserve">Expected Output:</w:t>
-      </w:r>
-    </w:p>
-    <w:p>
-      <w:pPr>
-        <w:spacing w:after="60"/>
-      </w:pPr>
-      <w:r>
-        <w:rPr>
-          <w:rFonts w:ascii="Arial" w:cs="Arial" w:eastAsia="Arial" w:hAnsi="Arial"/>
-          <w:sz w:val="20"/>
-          <w:szCs w:val="20"/>
-        </w:rPr>
-        <w:t xml:space="preserve">Solution:</w:t>
-      </w:r>
-    </w:p>
-    <w:p>
-      <w:pPr>
-        <w:spacing w:after="60"/>
-      </w:pPr>
-      <w:r>
-        <w:rPr>
-          <w:rFonts w:ascii="Arial" w:cs="Arial" w:eastAsia="Arial" w:hAnsi="Arial"/>
-          <w:sz w:val="20"/>
-          <w:szCs w:val="20"/>
-        </w:rPr>
-        <w:t xml:space="preserve">Objective: Create a Song and Playlist class to manage songs.</w:t>
-      </w:r>
-    </w:p>
-    <w:p>
-      <w:pPr>
-        <w:spacing w:after="60"/>
-      </w:pPr>
-      <w:r>
-        <w:rPr>
-          <w:rFonts w:ascii="Arial" w:cs="Arial" w:eastAsia="Arial" w:hAnsi="Arial"/>
-          <w:sz w:val="20"/>
-          <w:szCs w:val="20"/>
-        </w:rPr>
-        <w:t xml:space="preserve">Requirements for Song class:</w:t>
-      </w:r>
-    </w:p>
-    <w:p>
-      <w:pPr>
-        <w:spacing w:after="60"/>
-        <w:ind w:left="360"/>
-      </w:pPr>
-      <w:r>
-        <w:rPr>
-          <w:rFonts w:ascii="Arial" w:cs="Arial" w:eastAsia="Arial" w:hAnsi="Arial"/>
-          <w:sz w:val="20"/>
-          <w:szCs w:val="20"/>
-        </w:rPr>
-        <w:t xml:space="preserve">• </w:t>
-      </w:r>
-      <w:r>
-        <w:rPr>
-          <w:rFonts w:ascii="Arial" w:cs="Arial" w:eastAsia="Arial" w:hAnsi="Arial"/>
-          <w:sz w:val="20"/>
-          <w:szCs w:val="20"/>
-        </w:rPr>
-        <w:t xml:space="preserve">Instance variables: title, artist, duration (in seconds)</w:t>
-      </w:r>
-    </w:p>
-    <w:p>
-      <w:pPr>
-        <w:spacing w:after="60"/>
-        <w:ind w:left="360"/>
-      </w:pPr>
-      <w:r>
-        <w:rPr>
-          <w:rFonts w:ascii="Arial" w:cs="Arial" w:eastAsia="Arial" w:hAnsi="Arial"/>
-          <w:sz w:val="20"/>
-          <w:szCs w:val="20"/>
-        </w:rPr>
-        <w:t xml:space="preserve">• </w:t>
-      </w:r>
-      <w:r>
-        <w:rPr>
-          <w:rFonts w:ascii="Arial" w:cs="Arial" w:eastAsia="Arial" w:hAnsi="Arial"/>
-          <w:sz w:val="20"/>
-          <w:szCs w:val="20"/>
-        </w:rPr>
-        <w:t xml:space="preserve">Method: get_duration_formatted() — returns "MM:SS" format</w:t>
-      </w:r>
-    </w:p>
-    <w:p>
-      <w:pPr>
-        <w:spacing w:after="60"/>
-      </w:pPr>
-      <w:r>
-        <w:rPr>
-          <w:rFonts w:ascii="Arial" w:cs="Arial" w:eastAsia="Arial" w:hAnsi="Arial"/>
-          <w:sz w:val="20"/>
-          <w:szCs w:val="20"/>
-        </w:rPr>
-        <w:t xml:space="preserve">Requirements for Playlist class:</w:t>
-      </w:r>
-    </w:p>
-    <w:p>
-      <w:pPr>
-        <w:spacing w:after="60"/>
-        <w:ind w:left="360"/>
-      </w:pPr>
-      <w:r>
-        <w:rPr>
-          <w:rFonts w:ascii="Arial" w:cs="Arial" w:eastAsia="Arial" w:hAnsi="Arial"/>
-          <w:sz w:val="20"/>
-          <w:szCs w:val="20"/>
-        </w:rPr>
-        <w:t xml:space="preserve">• </w:t>
-      </w:r>
-      <w:r>
-        <w:rPr>
-          <w:rFonts w:ascii="Arial" w:cs="Arial" w:eastAsia="Arial" w:hAnsi="Arial"/>
-          <w:sz w:val="20"/>
-          <w:szCs w:val="20"/>
-        </w:rPr>
-        <w:t xml:space="preserve">Class variable: total_playlists (count all playlists)</w:t>
-      </w:r>
-    </w:p>
-    <w:p>
-      <w:pPr>
-        <w:spacing w:after="60"/>
-        <w:ind w:left="360"/>
-      </w:pPr>
-      <w:r>
-        <w:rPr>
-          <w:rFonts w:ascii="Arial" w:cs="Arial" w:eastAsia="Arial" w:hAnsi="Arial"/>
-          <w:sz w:val="20"/>
-          <w:szCs w:val="20"/>
-        </w:rPr>
-        <w:t xml:space="preserve">• </w:t>
-      </w:r>
-      <w:r>
-        <w:rPr>
-          <w:rFonts w:ascii="Arial" w:cs="Arial" w:eastAsia="Arial" w:hAnsi="Arial"/>
-          <w:sz w:val="20"/>
-          <w:szCs w:val="20"/>
-        </w:rPr>
-        <w:t xml:space="preserve">Instance variables: name, songs (list of Song objects)</w:t>
-      </w:r>
-    </w:p>
-    <w:p>
-      <w:pPr>
-        <w:spacing w:after="60"/>
-        <w:ind w:left="360"/>
-      </w:pPr>
-      <w:r>
-        <w:rPr>
-          <w:rFonts w:ascii="Arial" w:cs="Arial" w:eastAsia="Arial" w:hAnsi="Arial"/>
-          <w:sz w:val="20"/>
-          <w:szCs w:val="20"/>
-        </w:rPr>
-        <w:t xml:space="preserve">• </w:t>
-      </w:r>
-      <w:r>
-        <w:rPr>
-          <w:rFonts w:ascii="Arial" w:cs="Arial" w:eastAsia="Arial" w:hAnsi="Arial"/>
-          <w:sz w:val="20"/>
-          <w:szCs w:val="20"/>
-        </w:rPr>
-        <w:t xml:space="preserve">Methods:</w:t>
-      </w:r>
-    </w:p>
-    <w:p>
-      <w:pPr>
-        <w:spacing w:after="60"/>
-      </w:pPr>
-      <w:r>
-        <w:rPr>
-          <w:rFonts w:ascii="Arial" w:cs="Arial" w:eastAsia="Arial" w:hAnsi="Arial"/>
-          <w:sz w:val="20"/>
-          <w:szCs w:val="20"/>
-        </w:rPr>
-        <w:t xml:space="preserve">- add_song(song) — adds a Song to the playlist</w:t>
-      </w:r>
-    </w:p>
-    <w:p>
-      <w:pPr>
-        <w:spacing w:after="60"/>
-      </w:pPr>
-      <w:r>
-        <w:rPr>
-          <w:rFonts w:ascii="Arial" w:cs="Arial" w:eastAsia="Arial" w:hAnsi="Arial"/>
-          <w:sz w:val="20"/>
-          <w:szCs w:val="20"/>
-        </w:rPr>
-        <w:t xml:space="preserve">- remove_song(title) — removes a song by title</w:t>
-      </w:r>
-    </w:p>
-    <w:p>
-      <w:pPr>
-        <w:spacing w:after="60"/>
-      </w:pPr>
-      <w:r>
-        <w:rPr>
-          <w:rFonts w:ascii="Arial" w:cs="Arial" w:eastAsia="Arial" w:hAnsi="Arial"/>
-          <w:sz w:val="20"/>
-          <w:szCs w:val="20"/>
-        </w:rPr>
-        <w:t xml:space="preserve">- get_total_duration() — returns total time in seconds</w:t>
-      </w:r>
-    </w:p>
-    <w:p>
-      <w:pPr>
-        <w:spacing w:after="60"/>
-      </w:pPr>
-      <w:r>
-        <w:rPr>
-          <w:rFonts w:ascii="Arial" w:cs="Arial" w:eastAsia="Arial" w:hAnsi="Arial"/>
-          <w:sz w:val="20"/>
-          <w:szCs w:val="20"/>
-        </w:rPr>
-        <w:t xml:space="preserve">- display_playlist() — shows all songs with info</w:t>
-      </w:r>
-    </w:p>
-    <w:p>
-      <w:pPr>
-        <w:spacing w:after="60"/>
-      </w:pPr>
-      <w:r>
-        <w:rPr>
-          <w:rFonts w:ascii="Arial" w:cs="Arial" w:eastAsia="Arial" w:hAnsi="Arial"/>
-          <w:sz w:val="20"/>
-          <w:szCs w:val="20"/>
-        </w:rPr>
-        <w:t xml:space="preserve">Starter Code:</w:t>
-      </w:r>
-    </w:p>
-    <w:p>
-      <w:pPr>
-        <w:spacing w:after="60"/>
-      </w:pPr>
-      <w:r>
-        <w:rPr>
-          <w:rFonts w:ascii="Arial" w:cs="Arial" w:eastAsia="Arial" w:hAnsi="Arial"/>
-          <w:sz w:val="20"/>
-          <w:szCs w:val="20"/>
-        </w:rPr>
-        <w:t xml:space="preserve">Expected Output:</w:t>
-      </w:r>
-    </w:p>
-    <w:p>
-      <w:pPr>
-        <w:spacing w:after="60"/>
-      </w:pPr>
-      <w:r>
-        <w:rPr>
-          <w:rFonts w:ascii="Arial" w:cs="Arial" w:eastAsia="Arial" w:hAnsi="Arial"/>
-          <w:sz w:val="20"/>
-          <w:szCs w:val="20"/>
-        </w:rPr>
-        <w:t xml:space="preserve">Solution:</w:t>
-      </w:r>
-    </w:p>
-    <w:p>
-      <w:pPr>
-        <w:spacing w:after="60"/>
-      </w:pPr>
-      <w:r>
-        <w:rPr>
-          <w:rFonts w:ascii="Arial" w:cs="Arial" w:eastAsia="Arial" w:hAnsi="Arial"/>
-          <w:sz w:val="20"/>
-          <w:szCs w:val="20"/>
-        </w:rPr>
-        <w:t xml:space="preserve">After completing these activities, answer the following:</w:t>
-      </w:r>
-    </w:p>
-    <w:p>
-      <w:pPr>
-        <w:spacing w:after="60"/>
-      </w:pPr>
-      <w:r>
-        <w:rPr>
-          <w:rFonts w:ascii="Arial" w:cs="Arial" w:eastAsia="Arial" w:hAnsi="Arial"/>
-          <w:sz w:val="20"/>
-          <w:szCs w:val="20"/>
-        </w:rPr>
-        <w:t xml:space="preserve">1. What challenges did you face when designing the classes? How did you solve them?</w:t>
-      </w:r>
-    </w:p>
-    <w:p>
-      <w:pPr>
-        <w:spacing w:after="60"/>
-      </w:pPr>
-      <w:r>
-        <w:rPr>
-          <w:rFonts w:ascii="Arial" w:cs="Arial" w:eastAsia="Arial" w:hAnsi="Arial"/>
-          <w:sz w:val="20"/>
-          <w:szCs w:val="20"/>
-        </w:rPr>
-        <w:t xml:space="preserve">2. How would you extend the Student class to track attendance or handle weighted grades?</w:t>
-      </w:r>
-    </w:p>
-    <w:p>
-      <w:pPr>
-        <w:spacing w:after="60"/>
-      </w:pPr>
-      <w:r>
-        <w:rPr>
-          <w:rFonts w:ascii="Arial" w:cs="Arial" w:eastAsia="Arial" w:hAnsi="Arial"/>
-          <w:sz w:val="20"/>
-          <w:szCs w:val="20"/>
-        </w:rPr>
-        <w:t xml:space="preserve">3. What additional features might be useful in a ShoppingCart (taxes, coupons, etc.)?</w:t>
-      </w:r>
-    </w:p>
-    <w:p>
-      <w:pPr>
-        <w:spacing w:after="60"/>
-      </w:pPr>
-      <w:r>
-        <w:rPr>
-          <w:rFonts w:ascii="Arial" w:cs="Arial" w:eastAsia="Arial" w:hAnsi="Arial"/>
-          <w:sz w:val="20"/>
-          <w:szCs w:val="20"/>
-        </w:rPr>
-        <w:t xml:space="preserve">4. How could the Playlist system be expanded to support multiple users or albums?</w:t>
-      </w:r>
-    </w:p>
-    <w:p>
-      <w:pPr>
-        <w:spacing w:after="60"/>
-      </w:pPr>
-      <w:r>
-        <w:rPr>
-          <w:rFonts w:ascii="Arial" w:cs="Arial" w:eastAsia="Arial" w:hAnsi="Arial"/>
-          <w:sz w:val="20"/>
-          <w:szCs w:val="20"/>
-        </w:rPr>
-        <w:t xml:space="preserve">Extension 1: Add a method to the Student class that returns the letter grade (A, B, C, D, F) based on the average.</w:t>
-      </w:r>
-    </w:p>
-    <w:p>
-      <w:pPr>
-        <w:spacing w:after="60"/>
-      </w:pPr>
-      <w:r>
-        <w:rPr>
-          <w:rFonts w:ascii="Arial" w:cs="Arial" w:eastAsia="Arial" w:hAnsi="Arial"/>
-          <w:sz w:val="20"/>
-          <w:szCs w:val="20"/>
-        </w:rPr>
-        <w:t xml:space="preserve">Extension 2: Add the ability to apply multiple discounts to ShoppingCart and track the original vs. discounted price.</w:t>
-      </w:r>
-    </w:p>
-    <w:p>
-      <w:pPr>
-        <w:spacing w:after="60"/>
-      </w:pPr>
-      <w:r>
-        <w:rPr>
-          <w:rFonts w:ascii="Arial" w:cs="Arial" w:eastAsia="Arial" w:hAnsi="Arial"/>
-          <w:sz w:val="20"/>
-          <w:szCs w:val="20"/>
-        </w:rPr>
-        <w:t xml:space="preserve">Extension 3: Add a shuffle method to Playlist that randomizes the song order.</w:t>
-      </w:r>
-    </w:p>
-    <w:p>
-      <w:pPr>
-        <w:spacing w:after="60"/>
-      </w:pPr>
-      <w:r>
-        <w:rPr>
-          <w:rFonts w:ascii="Arial" w:cs="Arial" w:eastAsia="Arial" w:hAnsi="Arial"/>
-          <w:sz w:val="20"/>
-          <w:szCs w:val="20"/>
-        </w:rPr>
-        <w:t xml:space="preserve">Extension 4: Create a sorted method for Playlist that sorts songs by duration or artist name.</w:t>
       </w:r>
     </w:p>
     <w:p>
@@ -6053,6 +5282,537 @@
     <w:p>
       <w:pPr>
         <w:spacing w:after="120"/>
+      </w:pPr>
+    </w:p>
+    <w:p>
+      <w:pPr>
+        <w:pBdr>
+          <w:bottom w:val="single" w:color="1B7A4A" w:sz="4" w:space="4"/>
+        </w:pBdr>
+        <w:spacing w:after="100" w:before="120"/>
+      </w:pPr>
+      <w:r>
+        <w:rPr>
+          <w:rFonts w:ascii="Arial" w:cs="Arial" w:eastAsia="Arial" w:hAnsi="Arial"/>
+          <w:b/>
+          <w:bCs/>
+          <w:color w:val="1B7A4A"/>
+          <w:sz w:val="24"/>
+          <w:szCs w:val="24"/>
+        </w:rPr>
+        <w:t xml:space="preserve">Guided Practice</w:t>
+      </w:r>
+    </w:p>
+    <w:p>
+      <w:pPr>
+        <w:spacing w:after="60"/>
+      </w:pPr>
+      <w:r>
+        <w:rPr>
+          <w:rFonts w:ascii="Arial" w:cs="Arial" w:eastAsia="Arial" w:hAnsi="Arial"/>
+          <w:sz w:val="20"/>
+          <w:szCs w:val="20"/>
+        </w:rPr>
+        <w:t xml:space="preserve">Objective: Create a Student class that manages student information and grades.</w:t>
+      </w:r>
+    </w:p>
+    <w:p>
+      <w:pPr>
+        <w:spacing w:after="60"/>
+      </w:pPr>
+      <w:r>
+        <w:rPr>
+          <w:rFonts w:ascii="Arial" w:cs="Arial" w:eastAsia="Arial" w:hAnsi="Arial"/>
+          <w:sz w:val="20"/>
+          <w:szCs w:val="20"/>
+        </w:rPr>
+        <w:t xml:space="preserve">Requirements:</w:t>
+      </w:r>
+    </w:p>
+    <w:p>
+      <w:pPr>
+        <w:spacing w:after="60"/>
+      </w:pPr>
+      <w:r>
+        <w:rPr>
+          <w:rFonts w:ascii="Arial" w:cs="Arial" w:eastAsia="Arial" w:hAnsi="Arial"/>
+          <w:sz w:val="20"/>
+          <w:szCs w:val="20"/>
+        </w:rPr>
+        <w:t xml:space="preserve">- Class should have instance variables: name, student_id, grade_level, grades (list)</w:t>
+      </w:r>
+    </w:p>
+    <w:p>
+      <w:pPr>
+        <w:spacing w:after="60"/>
+      </w:pPr>
+      <w:r>
+        <w:rPr>
+          <w:rFonts w:ascii="Arial" w:cs="Arial" w:eastAsia="Arial" w:hAnsi="Arial"/>
+          <w:sz w:val="20"/>
+          <w:szCs w:val="20"/>
+        </w:rPr>
+        <w:t xml:space="preserve">- Add a class variable: total_students (counts all students created)</w:t>
+      </w:r>
+    </w:p>
+    <w:p>
+      <w:pPr>
+        <w:spacing w:after="60"/>
+      </w:pPr>
+      <w:r>
+        <w:rPr>
+          <w:rFonts w:ascii="Arial" w:cs="Arial" w:eastAsia="Arial" w:hAnsi="Arial"/>
+          <w:sz w:val="20"/>
+          <w:szCs w:val="20"/>
+        </w:rPr>
+        <w:t xml:space="preserve">- Include these methods:</w:t>
+      </w:r>
+    </w:p>
+    <w:p>
+      <w:pPr>
+        <w:spacing w:after="60"/>
+      </w:pPr>
+      <w:r>
+        <w:rPr>
+          <w:rFonts w:ascii="Arial" w:cs="Arial" w:eastAsia="Arial" w:hAnsi="Arial"/>
+          <w:sz w:val="20"/>
+          <w:szCs w:val="20"/>
+        </w:rPr>
+        <w:t xml:space="preserve">- add_grade(grade) — adds a grade to the list</w:t>
+      </w:r>
+    </w:p>
+    <w:p>
+      <w:pPr>
+        <w:spacing w:after="60"/>
+      </w:pPr>
+      <w:r>
+        <w:rPr>
+          <w:rFonts w:ascii="Arial" w:cs="Arial" w:eastAsia="Arial" w:hAnsi="Arial"/>
+          <w:sz w:val="20"/>
+          <w:szCs w:val="20"/>
+        </w:rPr>
+        <w:t xml:space="preserve">- get_average() — returns the average of all grades</w:t>
+      </w:r>
+    </w:p>
+    <w:p>
+      <w:pPr>
+        <w:spacing w:after="60"/>
+      </w:pPr>
+      <w:r>
+        <w:rPr>
+          <w:rFonts w:ascii="Arial" w:cs="Arial" w:eastAsia="Arial" w:hAnsi="Arial"/>
+          <w:sz w:val="20"/>
+          <w:szCs w:val="20"/>
+        </w:rPr>
+        <w:t xml:space="preserve">- get_status() — returns "Passing" if average &gt;= 70, else "Failing"</w:t>
+      </w:r>
+    </w:p>
+    <w:p>
+      <w:pPr>
+        <w:spacing w:after="60"/>
+      </w:pPr>
+      <w:r>
+        <w:rPr>
+          <w:rFonts w:ascii="Arial" w:cs="Arial" w:eastAsia="Arial" w:hAnsi="Arial"/>
+          <w:sz w:val="20"/>
+          <w:szCs w:val="20"/>
+        </w:rPr>
+        <w:t xml:space="preserve">- display_info() — prints student information including average and status</w:t>
+      </w:r>
+    </w:p>
+    <w:p>
+      <w:pPr>
+        <w:spacing w:after="60"/>
+      </w:pPr>
+      <w:r>
+        <w:rPr>
+          <w:rFonts w:ascii="Arial" w:cs="Arial" w:eastAsia="Arial" w:hAnsi="Arial"/>
+          <w:sz w:val="20"/>
+          <w:szCs w:val="20"/>
+        </w:rPr>
+        <w:t xml:space="preserve">Starter Code:</w:t>
+      </w:r>
+    </w:p>
+    <w:p>
+      <w:pPr>
+        <w:spacing w:after="60"/>
+      </w:pPr>
+      <w:r>
+        <w:rPr>
+          <w:rFonts w:ascii="Arial" w:cs="Arial" w:eastAsia="Arial" w:hAnsi="Arial"/>
+          <w:sz w:val="20"/>
+          <w:szCs w:val="20"/>
+        </w:rPr>
+        <w:t xml:space="preserve">Expected Output:</w:t>
+      </w:r>
+    </w:p>
+    <w:p>
+      <w:pPr>
+        <w:spacing w:after="60"/>
+      </w:pPr>
+      <w:r>
+        <w:rPr>
+          <w:rFonts w:ascii="Arial" w:cs="Arial" w:eastAsia="Arial" w:hAnsi="Arial"/>
+          <w:sz w:val="20"/>
+          <w:szCs w:val="20"/>
+        </w:rPr>
+        <w:t xml:space="preserve">Solution:</w:t>
+      </w:r>
+    </w:p>
+    <w:p>
+      <w:pPr>
+        <w:spacing w:after="60"/>
+      </w:pPr>
+      <w:r>
+        <w:rPr>
+          <w:rFonts w:ascii="Arial" w:cs="Arial" w:eastAsia="Arial" w:hAnsi="Arial"/>
+          <w:sz w:val="20"/>
+          <w:szCs w:val="20"/>
+        </w:rPr>
+        <w:t xml:space="preserve">Objective: Create a ShoppingCart class that manages products and prices.</w:t>
+      </w:r>
+    </w:p>
+    <w:p>
+      <w:pPr>
+        <w:spacing w:after="60"/>
+      </w:pPr>
+      <w:r>
+        <w:rPr>
+          <w:rFonts w:ascii="Arial" w:cs="Arial" w:eastAsia="Arial" w:hAnsi="Arial"/>
+          <w:sz w:val="20"/>
+          <w:szCs w:val="20"/>
+        </w:rPr>
+        <w:t xml:space="preserve">Requirements:</w:t>
+      </w:r>
+    </w:p>
+    <w:p>
+      <w:pPr>
+        <w:spacing w:after="60"/>
+      </w:pPr>
+      <w:r>
+        <w:rPr>
+          <w:rFonts w:ascii="Arial" w:cs="Arial" w:eastAsia="Arial" w:hAnsi="Arial"/>
+          <w:sz w:val="20"/>
+          <w:szCs w:val="20"/>
+        </w:rPr>
+        <w:t xml:space="preserve">- Class should have instance variables: customer_name, items (list of dictionaries with name and price)</w:t>
+      </w:r>
+    </w:p>
+    <w:p>
+      <w:pPr>
+        <w:spacing w:after="60"/>
+      </w:pPr>
+      <w:r>
+        <w:rPr>
+          <w:rFonts w:ascii="Arial" w:cs="Arial" w:eastAsia="Arial" w:hAnsi="Arial"/>
+          <w:sz w:val="20"/>
+          <w:szCs w:val="20"/>
+        </w:rPr>
+        <w:t xml:space="preserve">- Add these methods:</w:t>
+      </w:r>
+    </w:p>
+    <w:p>
+      <w:pPr>
+        <w:spacing w:after="60"/>
+      </w:pPr>
+      <w:r>
+        <w:rPr>
+          <w:rFonts w:ascii="Arial" w:cs="Arial" w:eastAsia="Arial" w:hAnsi="Arial"/>
+          <w:sz w:val="20"/>
+          <w:szCs w:val="20"/>
+        </w:rPr>
+        <w:t xml:space="preserve">- add_item(name, price) — adds an item to the cart</w:t>
+      </w:r>
+    </w:p>
+    <w:p>
+      <w:pPr>
+        <w:spacing w:after="60"/>
+      </w:pPr>
+      <w:r>
+        <w:rPr>
+          <w:rFonts w:ascii="Arial" w:cs="Arial" w:eastAsia="Arial" w:hAnsi="Arial"/>
+          <w:sz w:val="20"/>
+          <w:szCs w:val="20"/>
+        </w:rPr>
+        <w:t xml:space="preserve">- remove_item(name) — removes the first item with that name</w:t>
+      </w:r>
+    </w:p>
+    <w:p>
+      <w:pPr>
+        <w:spacing w:after="60"/>
+      </w:pPr>
+      <w:r>
+        <w:rPr>
+          <w:rFonts w:ascii="Arial" w:cs="Arial" w:eastAsia="Arial" w:hAnsi="Arial"/>
+          <w:sz w:val="20"/>
+          <w:szCs w:val="20"/>
+        </w:rPr>
+        <w:t xml:space="preserve">- get_total() — returns the total cost</w:t>
+      </w:r>
+    </w:p>
+    <w:p>
+      <w:pPr>
+        <w:spacing w:after="60"/>
+      </w:pPr>
+      <w:r>
+        <w:rPr>
+          <w:rFonts w:ascii="Arial" w:cs="Arial" w:eastAsia="Arial" w:hAnsi="Arial"/>
+          <w:sz w:val="20"/>
+          <w:szCs w:val="20"/>
+        </w:rPr>
+        <w:t xml:space="preserve">- apply_discount(percent) — applies a percentage discount to total</w:t>
+      </w:r>
+    </w:p>
+    <w:p>
+      <w:pPr>
+        <w:spacing w:after="60"/>
+      </w:pPr>
+      <w:r>
+        <w:rPr>
+          <w:rFonts w:ascii="Arial" w:cs="Arial" w:eastAsia="Arial" w:hAnsi="Arial"/>
+          <w:sz w:val="20"/>
+          <w:szCs w:val="20"/>
+        </w:rPr>
+        <w:t xml:space="preserve">- display_cart() — prints all items and the total</w:t>
+      </w:r>
+    </w:p>
+    <w:p>
+      <w:pPr>
+        <w:spacing w:after="60"/>
+      </w:pPr>
+      <w:r>
+        <w:rPr>
+          <w:rFonts w:ascii="Arial" w:cs="Arial" w:eastAsia="Arial" w:hAnsi="Arial"/>
+          <w:sz w:val="20"/>
+          <w:szCs w:val="20"/>
+        </w:rPr>
+        <w:t xml:space="preserve">Starter Code:</w:t>
+      </w:r>
+    </w:p>
+    <w:p>
+      <w:pPr>
+        <w:spacing w:after="60"/>
+      </w:pPr>
+      <w:r>
+        <w:rPr>
+          <w:rFonts w:ascii="Arial" w:cs="Arial" w:eastAsia="Arial" w:hAnsi="Arial"/>
+          <w:sz w:val="20"/>
+          <w:szCs w:val="20"/>
+        </w:rPr>
+        <w:t xml:space="preserve">Expected Output:</w:t>
+      </w:r>
+    </w:p>
+    <w:p>
+      <w:pPr>
+        <w:spacing w:after="60"/>
+      </w:pPr>
+      <w:r>
+        <w:rPr>
+          <w:rFonts w:ascii="Arial" w:cs="Arial" w:eastAsia="Arial" w:hAnsi="Arial"/>
+          <w:sz w:val="20"/>
+          <w:szCs w:val="20"/>
+        </w:rPr>
+        <w:t xml:space="preserve">Solution:</w:t>
+      </w:r>
+    </w:p>
+    <w:p>
+      <w:pPr>
+        <w:spacing w:after="60"/>
+      </w:pPr>
+      <w:r>
+        <w:rPr>
+          <w:rFonts w:ascii="Arial" w:cs="Arial" w:eastAsia="Arial" w:hAnsi="Arial"/>
+          <w:sz w:val="20"/>
+          <w:szCs w:val="20"/>
+        </w:rPr>
+        <w:t xml:space="preserve">Objective: Create a Song and Playlist class to manage songs.</w:t>
+      </w:r>
+    </w:p>
+    <w:p>
+      <w:pPr>
+        <w:spacing w:after="60"/>
+      </w:pPr>
+      <w:r>
+        <w:rPr>
+          <w:rFonts w:ascii="Arial" w:cs="Arial" w:eastAsia="Arial" w:hAnsi="Arial"/>
+          <w:sz w:val="20"/>
+          <w:szCs w:val="20"/>
+        </w:rPr>
+        <w:t xml:space="preserve">Requirements for Song class:</w:t>
+      </w:r>
+    </w:p>
+    <w:p>
+      <w:pPr>
+        <w:spacing w:after="60"/>
+      </w:pPr>
+      <w:r>
+        <w:rPr>
+          <w:rFonts w:ascii="Arial" w:cs="Arial" w:eastAsia="Arial" w:hAnsi="Arial"/>
+          <w:sz w:val="20"/>
+          <w:szCs w:val="20"/>
+        </w:rPr>
+        <w:t xml:space="preserve">- Instance variables: title, artist, duration (in seconds)</w:t>
+      </w:r>
+    </w:p>
+    <w:p>
+      <w:pPr>
+        <w:spacing w:after="60"/>
+      </w:pPr>
+      <w:r>
+        <w:rPr>
+          <w:rFonts w:ascii="Arial" w:cs="Arial" w:eastAsia="Arial" w:hAnsi="Arial"/>
+          <w:sz w:val="20"/>
+          <w:szCs w:val="20"/>
+        </w:rPr>
+        <w:t xml:space="preserve">- Method: get_duration_formatted() — returns "MM:SS" format</w:t>
+      </w:r>
+    </w:p>
+    <w:p>
+      <w:pPr>
+        <w:spacing w:after="60"/>
+      </w:pPr>
+      <w:r>
+        <w:rPr>
+          <w:rFonts w:ascii="Arial" w:cs="Arial" w:eastAsia="Arial" w:hAnsi="Arial"/>
+          <w:sz w:val="20"/>
+          <w:szCs w:val="20"/>
+        </w:rPr>
+        <w:t xml:space="preserve">Requirements for Playlist class:</w:t>
+      </w:r>
+    </w:p>
+    <w:p>
+      <w:pPr>
+        <w:spacing w:after="60"/>
+      </w:pPr>
+      <w:r>
+        <w:rPr>
+          <w:rFonts w:ascii="Arial" w:cs="Arial" w:eastAsia="Arial" w:hAnsi="Arial"/>
+          <w:sz w:val="20"/>
+          <w:szCs w:val="20"/>
+        </w:rPr>
+        <w:t xml:space="preserve">- Class variable: total_playlists (count all playlists)</w:t>
+      </w:r>
+    </w:p>
+    <w:p>
+      <w:pPr>
+        <w:spacing w:after="60"/>
+      </w:pPr>
+      <w:r>
+        <w:rPr>
+          <w:rFonts w:ascii="Arial" w:cs="Arial" w:eastAsia="Arial" w:hAnsi="Arial"/>
+          <w:sz w:val="20"/>
+          <w:szCs w:val="20"/>
+        </w:rPr>
+        <w:t xml:space="preserve">- Instance variables: name, songs (list of Song objects)</w:t>
+      </w:r>
+    </w:p>
+    <w:p>
+      <w:pPr>
+        <w:spacing w:after="60"/>
+      </w:pPr>
+      <w:r>
+        <w:rPr>
+          <w:rFonts w:ascii="Arial" w:cs="Arial" w:eastAsia="Arial" w:hAnsi="Arial"/>
+          <w:sz w:val="20"/>
+          <w:szCs w:val="20"/>
+        </w:rPr>
+        <w:t xml:space="preserve">- Methods:</w:t>
+      </w:r>
+    </w:p>
+    <w:p>
+      <w:pPr>
+        <w:spacing w:after="60"/>
+      </w:pPr>
+      <w:r>
+        <w:rPr>
+          <w:rFonts w:ascii="Arial" w:cs="Arial" w:eastAsia="Arial" w:hAnsi="Arial"/>
+          <w:sz w:val="20"/>
+          <w:szCs w:val="20"/>
+        </w:rPr>
+        <w:t xml:space="preserve">- add_song(song) — adds a Song to the playlist</w:t>
+      </w:r>
+    </w:p>
+    <w:p>
+      <w:pPr>
+        <w:spacing w:after="60"/>
+      </w:pPr>
+      <w:r>
+        <w:rPr>
+          <w:rFonts w:ascii="Arial" w:cs="Arial" w:eastAsia="Arial" w:hAnsi="Arial"/>
+          <w:sz w:val="20"/>
+          <w:szCs w:val="20"/>
+        </w:rPr>
+        <w:t xml:space="preserve">- remove_song(title) — removes a song by title</w:t>
+      </w:r>
+    </w:p>
+    <w:p>
+      <w:pPr>
+        <w:spacing w:after="60"/>
+      </w:pPr>
+      <w:r>
+        <w:rPr>
+          <w:rFonts w:ascii="Arial" w:cs="Arial" w:eastAsia="Arial" w:hAnsi="Arial"/>
+          <w:sz w:val="20"/>
+          <w:szCs w:val="20"/>
+        </w:rPr>
+        <w:t xml:space="preserve">- get_total_duration() — returns total time in seconds</w:t>
+      </w:r>
+    </w:p>
+    <w:p>
+      <w:pPr>
+        <w:spacing w:after="60"/>
+      </w:pPr>
+      <w:r>
+        <w:rPr>
+          <w:rFonts w:ascii="Arial" w:cs="Arial" w:eastAsia="Arial" w:hAnsi="Arial"/>
+          <w:sz w:val="20"/>
+          <w:szCs w:val="20"/>
+        </w:rPr>
+        <w:t xml:space="preserve">- display_playlist() — shows all songs with info</w:t>
+      </w:r>
+    </w:p>
+    <w:p>
+      <w:pPr>
+        <w:spacing w:after="60"/>
+      </w:pPr>
+      <w:r>
+        <w:rPr>
+          <w:rFonts w:ascii="Arial" w:cs="Arial" w:eastAsia="Arial" w:hAnsi="Arial"/>
+          <w:sz w:val="20"/>
+          <w:szCs w:val="20"/>
+        </w:rPr>
+        <w:t xml:space="preserve">Starter Code:</w:t>
+      </w:r>
+    </w:p>
+    <w:p>
+      <w:pPr>
+        <w:spacing w:after="60"/>
+      </w:pPr>
+      <w:r>
+        <w:rPr>
+          <w:rFonts w:ascii="Arial" w:cs="Arial" w:eastAsia="Arial" w:hAnsi="Arial"/>
+          <w:sz w:val="20"/>
+          <w:szCs w:val="20"/>
+        </w:rPr>
+        <w:t xml:space="preserve">Expected Output:</w:t>
+      </w:r>
+    </w:p>
+    <w:p>
+      <w:pPr>
+        <w:spacing w:after="60"/>
+      </w:pPr>
+      <w:r>
+        <w:rPr>
+          <w:rFonts w:ascii="Arial" w:cs="Arial" w:eastAsia="Arial" w:hAnsi="Arial"/>
+          <w:sz w:val="20"/>
+          <w:szCs w:val="20"/>
+        </w:rPr>
+        <w:t xml:space="preserve">Solution:</w:t>
+      </w:r>
+    </w:p>
+    <w:p>
+      <w:pPr>
+        <w:spacing w:after="160"/>
       </w:pPr>
     </w:p>
     <w:p>
